--- a/Knowledge/3-Work knowledge/1-Software Engineering/2-Testing/5-My Source/1-ISTQB Foundation Level/7-Configuration Management/7-Change Request (CR).docx
+++ b/Knowledge/3-Work knowledge/1-Software Engineering/2-Testing/5-My Source/1-ISTQB Foundation Level/7-Configuration Management/7-Change Request (CR).docx
@@ -36,51 +36,77 @@
       </w:pPr>
       <w:r>
         <w:rPr>
-          <w:b/>
-          <w:shd w:val="clear" w:color="auto" w:fill="B7B7B7"/>
-        </w:rPr>
-        <w:t># Source</w:t>
-      </w:r>
-      <w:r>
-        <w:rPr>
-          <w:shd w:val="clear" w:color="auto" w:fill="B7B7B7"/>
-        </w:rPr>
-        <w:t xml:space="preserve">: </w:t>
-      </w:r>
-      <w:r>
-        <w:rPr>
-          <w:b/>
-          <w:shd w:val="clear" w:color="auto" w:fill="B7B7B7"/>
-        </w:rPr>
-        <w:t xml:space="preserve">Chatgpt </w:t>
-      </w:r>
-      <w:r>
-        <w:rPr>
-          <w:b/>
-          <w:sz w:val="14"/>
-          <w:szCs w:val="14"/>
-          <w:shd w:val="clear" w:color="auto" w:fill="B7B7B7"/>
-        </w:rPr>
-        <w:t>(GPT</w:t>
-      </w:r>
-      <w:r>
-        <w:rPr>
-          <w:rFonts w:ascii="Cambria Math" w:hAnsi="Cambria Math" w:cs="Cambria Math"/>
-          <w:b/>
-          <w:sz w:val="14"/>
-          <w:szCs w:val="14"/>
-          <w:shd w:val="clear" w:color="auto" w:fill="B7B7B7"/>
+          <w:rFonts w:ascii="Arial" w:eastAsia="Arial" w:hAnsi="Arial" w:cs="Arial"/>
+          <w:b/>
+          <w:color w:val="000000"/>
+          <w:sz w:val="18"/>
+          <w:highlight w:val="lightGray"/>
+        </w:rPr>
+        <w:t># Source: AI Source: Provided by: [Data Path</w:t>
+      </w:r>
+      <w:r>
+        <w:rPr>
+          <w:rFonts w:ascii="Arial" w:eastAsia="Arial" w:hAnsi="Arial" w:cs="Arial"/>
+          <w:color w:val="000000"/>
+          <w:sz w:val="18"/>
+          <w:highlight w:val="lightGray"/>
+        </w:rPr>
+        <w:t xml:space="preserve">: Persons Table -&gt; ID Column: 1, Name_En Column: Motasem Essam] -&gt; </w:t>
+      </w:r>
+      <w:r>
+        <w:rPr>
+          <w:rFonts w:ascii="Arial" w:eastAsia="Arial" w:hAnsi="Arial" w:cs="Arial"/>
+          <w:b/>
+          <w:color w:val="000000"/>
+          <w:sz w:val="18"/>
+          <w:highlight w:val="lightGray"/>
+        </w:rPr>
+        <w:t>From:</w:t>
+      </w:r>
+      <w:r>
+        <w:rPr>
+          <w:rFonts w:ascii="Arial" w:eastAsia="Arial" w:hAnsi="Arial" w:cs="Arial"/>
+          <w:color w:val="000000"/>
+          <w:sz w:val="18"/>
+          <w:highlight w:val="lightGray"/>
+        </w:rPr>
+        <w:t xml:space="preserve"> [Chatgpt (GPT</w:t>
+      </w:r>
+      <w:r>
+        <w:rPr>
+          <w:rFonts w:ascii="Arial" w:eastAsia="Arial" w:hAnsi="Arial" w:cs="Cambria Math"/>
+          <w:color w:val="000000"/>
+          <w:sz w:val="18"/>
+          <w:highlight w:val="lightGray"/>
         </w:rPr>
         <w:t>‑</w:t>
       </w:r>
       <w:r>
         <w:rPr>
-          <w:b/>
-          <w:sz w:val="14"/>
-          <w:szCs w:val="14"/>
-          <w:shd w:val="clear" w:color="auto" w:fill="B7B7B7"/>
-        </w:rPr>
-        <w:t>5 Mini) at [8/19/2025]</w:t>
+          <w:rFonts w:ascii="Arial" w:eastAsia="Arial" w:hAnsi="Arial" w:cs="Arial"/>
+          <w:color w:val="000000"/>
+          <w:sz w:val="18"/>
+          <w:highlight w:val="lightGray"/>
+        </w:rPr>
+        <w:t xml:space="preserve">5 Mini)] </w:t>
+      </w:r>
+      <w:r>
+        <w:rPr>
+          <w:rFonts w:ascii="Arial" w:eastAsia="Arial" w:hAnsi="Arial" w:cs="Arial"/>
+          <w:b/>
+          <w:color w:val="000000"/>
+          <w:sz w:val="18"/>
+          <w:highlight w:val="lightGray"/>
+        </w:rPr>
+        <w:t>on</w:t>
+      </w:r>
+      <w:r>
+        <w:rPr>
+          <w:rFonts w:ascii="Arial" w:eastAsia="Arial" w:hAnsi="Arial"/>
+          <w:sz w:val="18"/>
+          <w:highlight w:val="lightGray"/>
+        </w:rPr>
+        <w:t xml:space="preserve"> [8/19/2025]</w:t>
       </w:r>
     </w:p>
     <w:p>
@@ -123,7 +149,7 @@
           <w:ilvl w:val="0"/>
           <w:numId w:val="12"/>
         </w:numPr>
-        <w:spacing w:before="240"/>
+        <w:spacing w:before="240" w:after="0" w:line="276" w:lineRule="auto"/>
       </w:pPr>
       <w:r>
         <w:rPr>
@@ -151,6 +177,7 @@
           <w:ilvl w:val="0"/>
           <w:numId w:val="12"/>
         </w:numPr>
+        <w:spacing w:after="0" w:line="276" w:lineRule="auto"/>
         <w:rPr>
           <w:rFonts w:ascii="Roboto Mono" w:eastAsia="Roboto Mono" w:hAnsi="Roboto Mono" w:cs="Roboto Mono"/>
         </w:rPr>
@@ -176,6 +203,7 @@
           <w:ilvl w:val="0"/>
           <w:numId w:val="12"/>
         </w:numPr>
+        <w:spacing w:after="0" w:line="276" w:lineRule="auto"/>
         <w:rPr>
           <w:rFonts w:ascii="Roboto Mono" w:eastAsia="Roboto Mono" w:hAnsi="Roboto Mono" w:cs="Roboto Mono"/>
         </w:rPr>
@@ -201,6 +229,7 @@
           <w:ilvl w:val="0"/>
           <w:numId w:val="12"/>
         </w:numPr>
+        <w:spacing w:after="0" w:line="276" w:lineRule="auto"/>
         <w:rPr>
           <w:rFonts w:ascii="Roboto Mono" w:eastAsia="Roboto Mono" w:hAnsi="Roboto Mono" w:cs="Roboto Mono"/>
         </w:rPr>
@@ -226,6 +255,7 @@
           <w:ilvl w:val="0"/>
           <w:numId w:val="12"/>
         </w:numPr>
+        <w:spacing w:after="0" w:line="276" w:lineRule="auto"/>
         <w:rPr>
           <w:rFonts w:ascii="Roboto Mono" w:eastAsia="Roboto Mono" w:hAnsi="Roboto Mono" w:cs="Roboto Mono"/>
         </w:rPr>
@@ -251,7 +281,7 @@
           <w:ilvl w:val="0"/>
           <w:numId w:val="12"/>
         </w:numPr>
-        <w:spacing w:after="240"/>
+        <w:spacing w:after="240" w:line="276" w:lineRule="auto"/>
         <w:rPr>
           <w:rFonts w:ascii="Roboto Mono" w:eastAsia="Roboto Mono" w:hAnsi="Roboto Mono" w:cs="Roboto Mono"/>
         </w:rPr>
@@ -300,7 +330,7 @@
     </w:p>
     <w:p>
       <w:r>
-        <w:pict w14:anchorId="5B0BB39A">
+        <w:pict w14:anchorId="113039B4">
           <v:rect id="_x0000_i1025" style="width:0;height:1.5pt" o:hralign="center" o:hrstd="t" o:hr="t" fillcolor="#a0a0a0" stroked="f"/>
         </w:pict>
       </w:r>
@@ -324,51 +354,77 @@
       </w:pPr>
       <w:r>
         <w:rPr>
-          <w:b/>
-          <w:shd w:val="clear" w:color="auto" w:fill="B7B7B7"/>
-        </w:rPr>
-        <w:t># Source</w:t>
-      </w:r>
-      <w:r>
-        <w:rPr>
-          <w:shd w:val="clear" w:color="auto" w:fill="B7B7B7"/>
-        </w:rPr>
-        <w:t xml:space="preserve">: </w:t>
-      </w:r>
-      <w:r>
-        <w:rPr>
-          <w:b/>
-          <w:shd w:val="clear" w:color="auto" w:fill="B7B7B7"/>
-        </w:rPr>
-        <w:t xml:space="preserve">Chatgpt </w:t>
-      </w:r>
-      <w:r>
-        <w:rPr>
-          <w:b/>
-          <w:sz w:val="14"/>
-          <w:szCs w:val="14"/>
-          <w:shd w:val="clear" w:color="auto" w:fill="B7B7B7"/>
-        </w:rPr>
-        <w:t>(GPT</w:t>
-      </w:r>
-      <w:r>
-        <w:rPr>
-          <w:rFonts w:ascii="Cambria Math" w:hAnsi="Cambria Math" w:cs="Cambria Math"/>
-          <w:b/>
-          <w:sz w:val="14"/>
-          <w:szCs w:val="14"/>
-          <w:shd w:val="clear" w:color="auto" w:fill="B7B7B7"/>
+          <w:rFonts w:ascii="Arial" w:eastAsia="Arial" w:hAnsi="Arial" w:cs="Arial"/>
+          <w:b/>
+          <w:color w:val="000000"/>
+          <w:sz w:val="18"/>
+          <w:highlight w:val="lightGray"/>
+        </w:rPr>
+        <w:t># Source: AI Source: Provided by: [Data Path</w:t>
+      </w:r>
+      <w:r>
+        <w:rPr>
+          <w:rFonts w:ascii="Arial" w:eastAsia="Arial" w:hAnsi="Arial" w:cs="Arial"/>
+          <w:color w:val="000000"/>
+          <w:sz w:val="18"/>
+          <w:highlight w:val="lightGray"/>
+        </w:rPr>
+        <w:t xml:space="preserve">: Persons Table -&gt; ID Column: 1, Name_En Column: Motasem Essam] -&gt; </w:t>
+      </w:r>
+      <w:r>
+        <w:rPr>
+          <w:rFonts w:ascii="Arial" w:eastAsia="Arial" w:hAnsi="Arial" w:cs="Arial"/>
+          <w:b/>
+          <w:color w:val="000000"/>
+          <w:sz w:val="18"/>
+          <w:highlight w:val="lightGray"/>
+        </w:rPr>
+        <w:t>From:</w:t>
+      </w:r>
+      <w:r>
+        <w:rPr>
+          <w:rFonts w:ascii="Arial" w:eastAsia="Arial" w:hAnsi="Arial" w:cs="Arial"/>
+          <w:color w:val="000000"/>
+          <w:sz w:val="18"/>
+          <w:highlight w:val="lightGray"/>
+        </w:rPr>
+        <w:t xml:space="preserve"> [Chatgpt (GPT</w:t>
+      </w:r>
+      <w:r>
+        <w:rPr>
+          <w:rFonts w:ascii="Arial" w:eastAsia="Arial" w:hAnsi="Arial" w:cs="Cambria Math"/>
+          <w:color w:val="000000"/>
+          <w:sz w:val="18"/>
+          <w:highlight w:val="lightGray"/>
         </w:rPr>
         <w:t>‑</w:t>
       </w:r>
       <w:r>
         <w:rPr>
-          <w:b/>
-          <w:sz w:val="14"/>
-          <w:szCs w:val="14"/>
-          <w:shd w:val="clear" w:color="auto" w:fill="B7B7B7"/>
-        </w:rPr>
-        <w:t>5 Mini) at [8/19/2025]</w:t>
+          <w:rFonts w:ascii="Arial" w:eastAsia="Arial" w:hAnsi="Arial" w:cs="Arial"/>
+          <w:color w:val="000000"/>
+          <w:sz w:val="18"/>
+          <w:highlight w:val="lightGray"/>
+        </w:rPr>
+        <w:t xml:space="preserve">5 Mini)] </w:t>
+      </w:r>
+      <w:r>
+        <w:rPr>
+          <w:rFonts w:ascii="Arial" w:eastAsia="Arial" w:hAnsi="Arial" w:cs="Arial"/>
+          <w:b/>
+          <w:color w:val="000000"/>
+          <w:sz w:val="18"/>
+          <w:highlight w:val="lightGray"/>
+        </w:rPr>
+        <w:t>on</w:t>
+      </w:r>
+      <w:r>
+        <w:rPr>
+          <w:rFonts w:ascii="Arial" w:eastAsia="Arial" w:hAnsi="Arial"/>
+          <w:sz w:val="18"/>
+          <w:highlight w:val="lightGray"/>
+        </w:rPr>
+        <w:t xml:space="preserve"> [8/19/2025]</w:t>
       </w:r>
     </w:p>
     <w:p>
@@ -377,7 +433,7 @@
           <w:ilvl w:val="0"/>
           <w:numId w:val="7"/>
         </w:numPr>
-        <w:spacing w:before="240"/>
+        <w:spacing w:before="240" w:after="0" w:line="276" w:lineRule="auto"/>
       </w:pPr>
       <w:r>
         <w:rPr>
@@ -411,6 +467,7 @@
           <w:ilvl w:val="0"/>
           <w:numId w:val="7"/>
         </w:numPr>
+        <w:spacing w:after="0" w:line="276" w:lineRule="auto"/>
       </w:pPr>
       <w:r>
         <w:rPr>
@@ -444,6 +501,7 @@
           <w:ilvl w:val="0"/>
           <w:numId w:val="7"/>
         </w:numPr>
+        <w:spacing w:after="0" w:line="276" w:lineRule="auto"/>
       </w:pPr>
       <w:r>
         <w:rPr>
@@ -477,12 +535,12 @@
           <w:ilvl w:val="0"/>
           <w:numId w:val="7"/>
         </w:numPr>
-      </w:pPr>
-      <w:r>
-        <w:rPr>
-          <w:rFonts w:ascii="Roboto Mono" w:eastAsia="Roboto Mono" w:hAnsi="Roboto Mono" w:cs="Roboto Mono"/>
-        </w:rPr>
-        <w:lastRenderedPageBreak/>
+        <w:spacing w:after="0" w:line="276" w:lineRule="auto"/>
+      </w:pPr>
+      <w:r>
+        <w:rPr>
+          <w:rFonts w:ascii="Roboto Mono" w:eastAsia="Roboto Mono" w:hAnsi="Roboto Mono" w:cs="Roboto Mono"/>
+        </w:rPr>
         <w:t xml:space="preserve">To comply with </w:t>
       </w:r>
       <w:r>
@@ -511,7 +569,7 @@
           <w:ilvl w:val="0"/>
           <w:numId w:val="7"/>
         </w:numPr>
-        <w:spacing w:after="240"/>
+        <w:spacing w:after="240" w:line="276" w:lineRule="auto"/>
       </w:pPr>
       <w:r>
         <w:rPr>
@@ -541,7 +599,7 @@
     </w:p>
     <w:p>
       <w:r>
-        <w:pict w14:anchorId="6AF60E8F">
+        <w:pict w14:anchorId="02226C96">
           <v:rect id="_x0000_i1026" style="width:0;height:1.5pt" o:hralign="center" o:hrstd="t" o:hr="t" fillcolor="#a0a0a0" stroked="f"/>
         </w:pict>
       </w:r>
@@ -565,51 +623,77 @@
       </w:pPr>
       <w:r>
         <w:rPr>
-          <w:b/>
-          <w:shd w:val="clear" w:color="auto" w:fill="B7B7B7"/>
-        </w:rPr>
-        <w:t># Source</w:t>
-      </w:r>
-      <w:r>
-        <w:rPr>
-          <w:shd w:val="clear" w:color="auto" w:fill="B7B7B7"/>
-        </w:rPr>
-        <w:t xml:space="preserve">: </w:t>
-      </w:r>
-      <w:r>
-        <w:rPr>
-          <w:b/>
-          <w:shd w:val="clear" w:color="auto" w:fill="B7B7B7"/>
-        </w:rPr>
-        <w:t xml:space="preserve">Chatgpt </w:t>
-      </w:r>
-      <w:r>
-        <w:rPr>
-          <w:b/>
-          <w:sz w:val="14"/>
-          <w:szCs w:val="14"/>
-          <w:shd w:val="clear" w:color="auto" w:fill="B7B7B7"/>
-        </w:rPr>
-        <w:t>(GPT</w:t>
-      </w:r>
-      <w:r>
-        <w:rPr>
-          <w:rFonts w:ascii="Cambria Math" w:hAnsi="Cambria Math" w:cs="Cambria Math"/>
-          <w:b/>
-          <w:sz w:val="14"/>
-          <w:szCs w:val="14"/>
-          <w:shd w:val="clear" w:color="auto" w:fill="B7B7B7"/>
+          <w:rFonts w:ascii="Arial" w:eastAsia="Arial" w:hAnsi="Arial" w:cs="Arial"/>
+          <w:b/>
+          <w:color w:val="000000"/>
+          <w:sz w:val="18"/>
+          <w:highlight w:val="lightGray"/>
+        </w:rPr>
+        <w:t># Source: AI Source: Provided by: [Data Path</w:t>
+      </w:r>
+      <w:r>
+        <w:rPr>
+          <w:rFonts w:ascii="Arial" w:eastAsia="Arial" w:hAnsi="Arial" w:cs="Arial"/>
+          <w:color w:val="000000"/>
+          <w:sz w:val="18"/>
+          <w:highlight w:val="lightGray"/>
+        </w:rPr>
+        <w:t xml:space="preserve">: Persons Table -&gt; ID Column: 1, Name_En Column: Motasem Essam] -&gt; </w:t>
+      </w:r>
+      <w:r>
+        <w:rPr>
+          <w:rFonts w:ascii="Arial" w:eastAsia="Arial" w:hAnsi="Arial" w:cs="Arial"/>
+          <w:b/>
+          <w:color w:val="000000"/>
+          <w:sz w:val="18"/>
+          <w:highlight w:val="lightGray"/>
+        </w:rPr>
+        <w:t>From:</w:t>
+      </w:r>
+      <w:r>
+        <w:rPr>
+          <w:rFonts w:ascii="Arial" w:eastAsia="Arial" w:hAnsi="Arial" w:cs="Arial"/>
+          <w:color w:val="000000"/>
+          <w:sz w:val="18"/>
+          <w:highlight w:val="lightGray"/>
+        </w:rPr>
+        <w:t xml:space="preserve"> [Chatgpt (GPT</w:t>
+      </w:r>
+      <w:r>
+        <w:rPr>
+          <w:rFonts w:ascii="Arial" w:eastAsia="Arial" w:hAnsi="Arial" w:cs="Cambria Math"/>
+          <w:color w:val="000000"/>
+          <w:sz w:val="18"/>
+          <w:highlight w:val="lightGray"/>
         </w:rPr>
         <w:t>‑</w:t>
       </w:r>
       <w:r>
         <w:rPr>
-          <w:b/>
-          <w:sz w:val="14"/>
-          <w:szCs w:val="14"/>
-          <w:shd w:val="clear" w:color="auto" w:fill="B7B7B7"/>
-        </w:rPr>
-        <w:t>5 Mini) at [8/19/2025]</w:t>
+          <w:rFonts w:ascii="Arial" w:eastAsia="Arial" w:hAnsi="Arial" w:cs="Arial"/>
+          <w:color w:val="000000"/>
+          <w:sz w:val="18"/>
+          <w:highlight w:val="lightGray"/>
+        </w:rPr>
+        <w:t xml:space="preserve">5 Mini)] </w:t>
+      </w:r>
+      <w:r>
+        <w:rPr>
+          <w:rFonts w:ascii="Arial" w:eastAsia="Arial" w:hAnsi="Arial" w:cs="Arial"/>
+          <w:b/>
+          <w:color w:val="000000"/>
+          <w:sz w:val="18"/>
+          <w:highlight w:val="lightGray"/>
+        </w:rPr>
+        <w:t>on</w:t>
+      </w:r>
+      <w:r>
+        <w:rPr>
+          <w:rFonts w:ascii="Arial" w:eastAsia="Arial" w:hAnsi="Arial"/>
+          <w:sz w:val="18"/>
+          <w:highlight w:val="lightGray"/>
+        </w:rPr>
+        <w:t xml:space="preserve"> [8/19/2025]</w:t>
       </w:r>
     </w:p>
     <w:p>
@@ -618,7 +702,7 @@
           <w:ilvl w:val="0"/>
           <w:numId w:val="14"/>
         </w:numPr>
-        <w:spacing w:before="240"/>
+        <w:spacing w:before="240" w:after="0" w:line="276" w:lineRule="auto"/>
       </w:pPr>
       <w:r>
         <w:rPr>
@@ -646,6 +730,7 @@
           <w:ilvl w:val="0"/>
           <w:numId w:val="14"/>
         </w:numPr>
+        <w:spacing w:after="0" w:line="276" w:lineRule="auto"/>
       </w:pPr>
       <w:r>
         <w:rPr>
@@ -673,6 +758,7 @@
           <w:ilvl w:val="0"/>
           <w:numId w:val="14"/>
         </w:numPr>
+        <w:spacing w:after="0" w:line="276" w:lineRule="auto"/>
       </w:pPr>
       <w:r>
         <w:rPr>
@@ -700,6 +786,7 @@
           <w:ilvl w:val="0"/>
           <w:numId w:val="14"/>
         </w:numPr>
+        <w:spacing w:after="0" w:line="276" w:lineRule="auto"/>
       </w:pPr>
       <w:r>
         <w:rPr>
@@ -727,6 +814,7 @@
           <w:ilvl w:val="0"/>
           <w:numId w:val="14"/>
         </w:numPr>
+        <w:spacing w:after="0" w:line="276" w:lineRule="auto"/>
       </w:pPr>
       <w:r>
         <w:rPr>
@@ -754,7 +842,7 @@
           <w:ilvl w:val="0"/>
           <w:numId w:val="14"/>
         </w:numPr>
-        <w:spacing w:after="240"/>
+        <w:spacing w:after="240" w:line="276" w:lineRule="auto"/>
       </w:pPr>
       <w:r>
         <w:rPr>
@@ -846,51 +934,77 @@
       </w:pPr>
       <w:r>
         <w:rPr>
-          <w:b/>
-          <w:shd w:val="clear" w:color="auto" w:fill="B7B7B7"/>
-        </w:rPr>
-        <w:t># Source</w:t>
-      </w:r>
-      <w:r>
-        <w:rPr>
-          <w:shd w:val="clear" w:color="auto" w:fill="B7B7B7"/>
-        </w:rPr>
-        <w:t xml:space="preserve">: </w:t>
-      </w:r>
-      <w:r>
-        <w:rPr>
-          <w:b/>
-          <w:shd w:val="clear" w:color="auto" w:fill="B7B7B7"/>
-        </w:rPr>
-        <w:t xml:space="preserve">Chatgpt </w:t>
-      </w:r>
-      <w:r>
-        <w:rPr>
-          <w:b/>
-          <w:sz w:val="14"/>
-          <w:szCs w:val="14"/>
-          <w:shd w:val="clear" w:color="auto" w:fill="B7B7B7"/>
-        </w:rPr>
-        <w:t>(GPT</w:t>
-      </w:r>
-      <w:r>
-        <w:rPr>
-          <w:rFonts w:ascii="Cambria Math" w:hAnsi="Cambria Math" w:cs="Cambria Math"/>
-          <w:b/>
-          <w:sz w:val="14"/>
-          <w:szCs w:val="14"/>
-          <w:shd w:val="clear" w:color="auto" w:fill="B7B7B7"/>
+          <w:rFonts w:ascii="Arial" w:eastAsia="Arial" w:hAnsi="Arial" w:cs="Arial"/>
+          <w:b/>
+          <w:color w:val="000000"/>
+          <w:sz w:val="18"/>
+          <w:highlight w:val="lightGray"/>
+        </w:rPr>
+        <w:t># Source: AI Source: Provided by: [Data Path</w:t>
+      </w:r>
+      <w:r>
+        <w:rPr>
+          <w:rFonts w:ascii="Arial" w:eastAsia="Arial" w:hAnsi="Arial" w:cs="Arial"/>
+          <w:color w:val="000000"/>
+          <w:sz w:val="18"/>
+          <w:highlight w:val="lightGray"/>
+        </w:rPr>
+        <w:t xml:space="preserve">: Persons Table -&gt; ID Column: 1, Name_En Column: Motasem Essam] -&gt; </w:t>
+      </w:r>
+      <w:r>
+        <w:rPr>
+          <w:rFonts w:ascii="Arial" w:eastAsia="Arial" w:hAnsi="Arial" w:cs="Arial"/>
+          <w:b/>
+          <w:color w:val="000000"/>
+          <w:sz w:val="18"/>
+          <w:highlight w:val="lightGray"/>
+        </w:rPr>
+        <w:t>From:</w:t>
+      </w:r>
+      <w:r>
+        <w:rPr>
+          <w:rFonts w:ascii="Arial" w:eastAsia="Arial" w:hAnsi="Arial" w:cs="Arial"/>
+          <w:color w:val="000000"/>
+          <w:sz w:val="18"/>
+          <w:highlight w:val="lightGray"/>
+        </w:rPr>
+        <w:t xml:space="preserve"> [Chatgpt (GPT</w:t>
+      </w:r>
+      <w:r>
+        <w:rPr>
+          <w:rFonts w:ascii="Arial" w:eastAsia="Arial" w:hAnsi="Arial" w:cs="Cambria Math"/>
+          <w:color w:val="000000"/>
+          <w:sz w:val="18"/>
+          <w:highlight w:val="lightGray"/>
         </w:rPr>
         <w:t>‑</w:t>
       </w:r>
       <w:r>
         <w:rPr>
-          <w:b/>
-          <w:sz w:val="14"/>
-          <w:szCs w:val="14"/>
-          <w:shd w:val="clear" w:color="auto" w:fill="B7B7B7"/>
-        </w:rPr>
-        <w:t>5 Mini) at [8/19/2025]</w:t>
+          <w:rFonts w:ascii="Arial" w:eastAsia="Arial" w:hAnsi="Arial" w:cs="Arial"/>
+          <w:color w:val="000000"/>
+          <w:sz w:val="18"/>
+          <w:highlight w:val="lightGray"/>
+        </w:rPr>
+        <w:t xml:space="preserve">5 Mini)] </w:t>
+      </w:r>
+      <w:r>
+        <w:rPr>
+          <w:rFonts w:ascii="Arial" w:eastAsia="Arial" w:hAnsi="Arial" w:cs="Arial"/>
+          <w:b/>
+          <w:color w:val="000000"/>
+          <w:sz w:val="18"/>
+          <w:highlight w:val="lightGray"/>
+        </w:rPr>
+        <w:t>on</w:t>
+      </w:r>
+      <w:r>
+        <w:rPr>
+          <w:rFonts w:ascii="Arial" w:eastAsia="Arial" w:hAnsi="Arial"/>
+          <w:sz w:val="18"/>
+          <w:highlight w:val="lightGray"/>
+        </w:rPr>
+        <w:t xml:space="preserve"> [8/19/2025]</w:t>
       </w:r>
     </w:p>
     <w:p>
@@ -899,7 +1013,7 @@
           <w:ilvl w:val="0"/>
           <w:numId w:val="9"/>
         </w:numPr>
-        <w:spacing w:before="240"/>
+        <w:spacing w:before="240" w:after="0" w:line="276" w:lineRule="auto"/>
         <w:rPr>
           <w:rFonts w:ascii="Roboto Mono" w:eastAsia="Roboto Mono" w:hAnsi="Roboto Mono" w:cs="Roboto Mono"/>
         </w:rPr>
@@ -923,6 +1037,7 @@
           <w:ilvl w:val="1"/>
           <w:numId w:val="9"/>
         </w:numPr>
+        <w:spacing w:after="0" w:line="276" w:lineRule="auto"/>
         <w:rPr>
           <w:rFonts w:ascii="Roboto Mono" w:eastAsia="Roboto Mono" w:hAnsi="Roboto Mono" w:cs="Roboto Mono"/>
         </w:rPr>
@@ -953,16 +1068,16 @@
           <w:ilvl w:val="1"/>
           <w:numId w:val="9"/>
         </w:numPr>
-        <w:rPr>
-          <w:rFonts w:ascii="Roboto Mono" w:eastAsia="Roboto Mono" w:hAnsi="Roboto Mono" w:cs="Roboto Mono"/>
-        </w:rPr>
-      </w:pPr>
-      <w:r>
-        <w:rPr>
-          <w:rFonts w:ascii="Roboto Mono" w:eastAsia="Roboto Mono" w:hAnsi="Roboto Mono" w:cs="Roboto Mono"/>
-          <w:b/>
-        </w:rPr>
-        <w:lastRenderedPageBreak/>
+        <w:spacing w:after="0" w:line="276" w:lineRule="auto"/>
+        <w:rPr>
+          <w:rFonts w:ascii="Roboto Mono" w:eastAsia="Roboto Mono" w:hAnsi="Roboto Mono" w:cs="Roboto Mono"/>
+        </w:rPr>
+      </w:pPr>
+      <w:r>
+        <w:rPr>
+          <w:rFonts w:ascii="Roboto Mono" w:eastAsia="Roboto Mono" w:hAnsi="Roboto Mono" w:cs="Roboto Mono"/>
+          <w:b/>
+        </w:rPr>
         <w:t>Tester</w:t>
       </w:r>
       <w:r>
@@ -984,6 +1099,7 @@
           <w:ilvl w:val="1"/>
           <w:numId w:val="9"/>
         </w:numPr>
+        <w:spacing w:after="0" w:line="276" w:lineRule="auto"/>
         <w:rPr>
           <w:rFonts w:ascii="Roboto Mono" w:eastAsia="Roboto Mono" w:hAnsi="Roboto Mono" w:cs="Roboto Mono"/>
         </w:rPr>
@@ -1014,6 +1130,7 @@
           <w:ilvl w:val="1"/>
           <w:numId w:val="9"/>
         </w:numPr>
+        <w:spacing w:after="0" w:line="276" w:lineRule="auto"/>
         <w:rPr>
           <w:rFonts w:ascii="Roboto Mono" w:eastAsia="Roboto Mono" w:hAnsi="Roboto Mono" w:cs="Roboto Mono"/>
         </w:rPr>
@@ -1044,6 +1161,7 @@
           <w:ilvl w:val="0"/>
           <w:numId w:val="9"/>
         </w:numPr>
+        <w:spacing w:after="0" w:line="276" w:lineRule="auto"/>
         <w:rPr>
           <w:rFonts w:ascii="Roboto Mono" w:eastAsia="Roboto Mono" w:hAnsi="Roboto Mono" w:cs="Roboto Mono"/>
         </w:rPr>
@@ -1080,7 +1198,7 @@
           <w:ilvl w:val="0"/>
           <w:numId w:val="9"/>
         </w:numPr>
-        <w:spacing w:after="240"/>
+        <w:spacing w:after="240" w:line="276" w:lineRule="auto"/>
         <w:rPr>
           <w:rFonts w:ascii="Roboto Mono" w:eastAsia="Roboto Mono" w:hAnsi="Roboto Mono" w:cs="Roboto Mono"/>
         </w:rPr>
@@ -1133,7 +1251,7 @@
         </w:rPr>
       </w:pPr>
       <w:r>
-        <w:pict w14:anchorId="7C996833">
+        <w:pict w14:anchorId="7DAC60D3">
           <v:rect id="_x0000_i1027" style="width:0;height:1.5pt" o:hralign="center" o:hrstd="t" o:hr="t" fillcolor="#a0a0a0" stroked="f"/>
         </w:pict>
       </w:r>
@@ -1171,51 +1289,77 @@
       </w:pPr>
       <w:r>
         <w:rPr>
-          <w:b/>
-          <w:shd w:val="clear" w:color="auto" w:fill="B7B7B7"/>
-        </w:rPr>
-        <w:t># Source</w:t>
-      </w:r>
-      <w:r>
-        <w:rPr>
-          <w:shd w:val="clear" w:color="auto" w:fill="B7B7B7"/>
-        </w:rPr>
-        <w:t xml:space="preserve">: </w:t>
-      </w:r>
-      <w:r>
-        <w:rPr>
-          <w:b/>
-          <w:shd w:val="clear" w:color="auto" w:fill="B7B7B7"/>
-        </w:rPr>
-        <w:t xml:space="preserve">Chatgpt </w:t>
-      </w:r>
-      <w:r>
-        <w:rPr>
-          <w:b/>
-          <w:sz w:val="14"/>
-          <w:szCs w:val="14"/>
-          <w:shd w:val="clear" w:color="auto" w:fill="B7B7B7"/>
-        </w:rPr>
-        <w:t>(GPT</w:t>
-      </w:r>
-      <w:r>
-        <w:rPr>
-          <w:rFonts w:ascii="Cambria Math" w:hAnsi="Cambria Math" w:cs="Cambria Math"/>
-          <w:b/>
-          <w:sz w:val="14"/>
-          <w:szCs w:val="14"/>
-          <w:shd w:val="clear" w:color="auto" w:fill="B7B7B7"/>
+          <w:rFonts w:ascii="Arial" w:eastAsia="Arial" w:hAnsi="Arial" w:cs="Arial"/>
+          <w:b/>
+          <w:color w:val="000000"/>
+          <w:sz w:val="18"/>
+          <w:highlight w:val="lightGray"/>
+        </w:rPr>
+        <w:t># Source: AI Source: Provided by: [Data Path</w:t>
+      </w:r>
+      <w:r>
+        <w:rPr>
+          <w:rFonts w:ascii="Arial" w:eastAsia="Arial" w:hAnsi="Arial" w:cs="Arial"/>
+          <w:color w:val="000000"/>
+          <w:sz w:val="18"/>
+          <w:highlight w:val="lightGray"/>
+        </w:rPr>
+        <w:t xml:space="preserve">: Persons Table -&gt; ID Column: 1, Name_En Column: Motasem Essam] -&gt; </w:t>
+      </w:r>
+      <w:r>
+        <w:rPr>
+          <w:rFonts w:ascii="Arial" w:eastAsia="Arial" w:hAnsi="Arial" w:cs="Arial"/>
+          <w:b/>
+          <w:color w:val="000000"/>
+          <w:sz w:val="18"/>
+          <w:highlight w:val="lightGray"/>
+        </w:rPr>
+        <w:t>From:</w:t>
+      </w:r>
+      <w:r>
+        <w:rPr>
+          <w:rFonts w:ascii="Arial" w:eastAsia="Arial" w:hAnsi="Arial" w:cs="Arial"/>
+          <w:color w:val="000000"/>
+          <w:sz w:val="18"/>
+          <w:highlight w:val="lightGray"/>
+        </w:rPr>
+        <w:t xml:space="preserve"> [Chatgpt (GPT</w:t>
+      </w:r>
+      <w:r>
+        <w:rPr>
+          <w:rFonts w:ascii="Arial" w:eastAsia="Arial" w:hAnsi="Arial" w:cs="Cambria Math"/>
+          <w:color w:val="000000"/>
+          <w:sz w:val="18"/>
+          <w:highlight w:val="lightGray"/>
         </w:rPr>
         <w:t>‑</w:t>
       </w:r>
       <w:r>
         <w:rPr>
-          <w:b/>
-          <w:sz w:val="14"/>
-          <w:szCs w:val="14"/>
-          <w:shd w:val="clear" w:color="auto" w:fill="B7B7B7"/>
-        </w:rPr>
-        <w:t>5 Mini) at [8/19/2025]</w:t>
+          <w:rFonts w:ascii="Arial" w:eastAsia="Arial" w:hAnsi="Arial" w:cs="Arial"/>
+          <w:color w:val="000000"/>
+          <w:sz w:val="18"/>
+          <w:highlight w:val="lightGray"/>
+        </w:rPr>
+        <w:t xml:space="preserve">5 Mini)] </w:t>
+      </w:r>
+      <w:r>
+        <w:rPr>
+          <w:rFonts w:ascii="Arial" w:eastAsia="Arial" w:hAnsi="Arial" w:cs="Arial"/>
+          <w:b/>
+          <w:color w:val="000000"/>
+          <w:sz w:val="18"/>
+          <w:highlight w:val="lightGray"/>
+        </w:rPr>
+        <w:t>on</w:t>
+      </w:r>
+      <w:r>
+        <w:rPr>
+          <w:rFonts w:ascii="Arial" w:eastAsia="Arial" w:hAnsi="Arial"/>
+          <w:sz w:val="18"/>
+          <w:highlight w:val="lightGray"/>
+        </w:rPr>
+        <w:t xml:space="preserve"> [8/19/2025]</w:t>
       </w:r>
     </w:p>
     <w:p>
@@ -1224,7 +1368,7 @@
           <w:ilvl w:val="0"/>
           <w:numId w:val="13"/>
         </w:numPr>
-        <w:spacing w:before="240"/>
+        <w:spacing w:before="240" w:after="0" w:line="276" w:lineRule="auto"/>
         <w:rPr>
           <w:rFonts w:ascii="Roboto Mono" w:eastAsia="Roboto Mono" w:hAnsi="Roboto Mono" w:cs="Roboto Mono"/>
         </w:rPr>
@@ -1248,6 +1392,7 @@
           <w:ilvl w:val="1"/>
           <w:numId w:val="13"/>
         </w:numPr>
+        <w:spacing w:after="0" w:line="276" w:lineRule="auto"/>
         <w:rPr>
           <w:rFonts w:ascii="Roboto Mono" w:eastAsia="Roboto Mono" w:hAnsi="Roboto Mono" w:cs="Roboto Mono"/>
         </w:rPr>
@@ -1278,6 +1423,7 @@
           <w:ilvl w:val="1"/>
           <w:numId w:val="13"/>
         </w:numPr>
+        <w:spacing w:after="0" w:line="276" w:lineRule="auto"/>
         <w:rPr>
           <w:rFonts w:ascii="Roboto Mono" w:eastAsia="Roboto Mono" w:hAnsi="Roboto Mono" w:cs="Roboto Mono"/>
         </w:rPr>
@@ -1308,6 +1454,7 @@
           <w:ilvl w:val="1"/>
           <w:numId w:val="13"/>
         </w:numPr>
+        <w:spacing w:after="0" w:line="276" w:lineRule="auto"/>
         <w:rPr>
           <w:rFonts w:ascii="Roboto Mono" w:eastAsia="Roboto Mono" w:hAnsi="Roboto Mono" w:cs="Roboto Mono"/>
         </w:rPr>
@@ -1338,6 +1485,7 @@
           <w:ilvl w:val="1"/>
           <w:numId w:val="13"/>
         </w:numPr>
+        <w:spacing w:after="0" w:line="276" w:lineRule="auto"/>
         <w:rPr>
           <w:rFonts w:ascii="Roboto Mono" w:eastAsia="Roboto Mono" w:hAnsi="Roboto Mono" w:cs="Roboto Mono"/>
         </w:rPr>
@@ -1368,7 +1516,7 @@
           <w:ilvl w:val="1"/>
           <w:numId w:val="13"/>
         </w:numPr>
-        <w:spacing w:after="240"/>
+        <w:spacing w:after="240" w:line="276" w:lineRule="auto"/>
         <w:rPr>
           <w:rFonts w:ascii="Roboto Mono" w:eastAsia="Roboto Mono" w:hAnsi="Roboto Mono" w:cs="Roboto Mono"/>
         </w:rPr>
@@ -1428,7 +1576,7 @@
         </w:rPr>
       </w:pPr>
       <w:r>
-        <w:pict w14:anchorId="243F6E3B">
+        <w:pict w14:anchorId="590B708B">
           <v:rect id="_x0000_i1028" style="width:0;height:1.5pt" o:hralign="center" o:hrstd="t" o:hr="t" fillcolor="#a0a0a0" stroked="f"/>
         </w:pict>
       </w:r>
@@ -1466,52 +1614,77 @@
       </w:pPr>
       <w:r>
         <w:rPr>
-          <w:b/>
-          <w:shd w:val="clear" w:color="auto" w:fill="B7B7B7"/>
-        </w:rPr>
-        <w:lastRenderedPageBreak/>
-        <w:t># Source</w:t>
-      </w:r>
-      <w:r>
-        <w:rPr>
-          <w:shd w:val="clear" w:color="auto" w:fill="B7B7B7"/>
-        </w:rPr>
-        <w:t xml:space="preserve">: </w:t>
-      </w:r>
-      <w:r>
-        <w:rPr>
-          <w:b/>
-          <w:shd w:val="clear" w:color="auto" w:fill="B7B7B7"/>
-        </w:rPr>
-        <w:t xml:space="preserve">Chatgpt </w:t>
-      </w:r>
-      <w:r>
-        <w:rPr>
-          <w:b/>
-          <w:sz w:val="14"/>
-          <w:szCs w:val="14"/>
-          <w:shd w:val="clear" w:color="auto" w:fill="B7B7B7"/>
-        </w:rPr>
-        <w:t>(GPT</w:t>
-      </w:r>
-      <w:r>
-        <w:rPr>
-          <w:rFonts w:ascii="Cambria Math" w:hAnsi="Cambria Math" w:cs="Cambria Math"/>
-          <w:b/>
-          <w:sz w:val="14"/>
-          <w:szCs w:val="14"/>
-          <w:shd w:val="clear" w:color="auto" w:fill="B7B7B7"/>
+          <w:rFonts w:ascii="Arial" w:eastAsia="Arial" w:hAnsi="Arial" w:cs="Arial"/>
+          <w:b/>
+          <w:color w:val="000000"/>
+          <w:sz w:val="18"/>
+          <w:highlight w:val="lightGray"/>
+        </w:rPr>
+        <w:t># Source: AI Source: Provided by: [Data Path</w:t>
+      </w:r>
+      <w:r>
+        <w:rPr>
+          <w:rFonts w:ascii="Arial" w:eastAsia="Arial" w:hAnsi="Arial" w:cs="Arial"/>
+          <w:color w:val="000000"/>
+          <w:sz w:val="18"/>
+          <w:highlight w:val="lightGray"/>
+        </w:rPr>
+        <w:t xml:space="preserve">: Persons Table -&gt; ID Column: 1, Name_En Column: Motasem Essam] -&gt; </w:t>
+      </w:r>
+      <w:r>
+        <w:rPr>
+          <w:rFonts w:ascii="Arial" w:eastAsia="Arial" w:hAnsi="Arial" w:cs="Arial"/>
+          <w:b/>
+          <w:color w:val="000000"/>
+          <w:sz w:val="18"/>
+          <w:highlight w:val="lightGray"/>
+        </w:rPr>
+        <w:t>From:</w:t>
+      </w:r>
+      <w:r>
+        <w:rPr>
+          <w:rFonts w:ascii="Arial" w:eastAsia="Arial" w:hAnsi="Arial" w:cs="Arial"/>
+          <w:color w:val="000000"/>
+          <w:sz w:val="18"/>
+          <w:highlight w:val="lightGray"/>
+        </w:rPr>
+        <w:t xml:space="preserve"> [Chatgpt (GPT</w:t>
+      </w:r>
+      <w:r>
+        <w:rPr>
+          <w:rFonts w:ascii="Arial" w:eastAsia="Arial" w:hAnsi="Arial" w:cs="Cambria Math"/>
+          <w:color w:val="000000"/>
+          <w:sz w:val="18"/>
+          <w:highlight w:val="lightGray"/>
         </w:rPr>
         <w:t>‑</w:t>
       </w:r>
       <w:r>
         <w:rPr>
-          <w:b/>
-          <w:sz w:val="14"/>
-          <w:szCs w:val="14"/>
-          <w:shd w:val="clear" w:color="auto" w:fill="B7B7B7"/>
-        </w:rPr>
-        <w:t>5 Mini) at [8/19/2025]</w:t>
+          <w:rFonts w:ascii="Arial" w:eastAsia="Arial" w:hAnsi="Arial" w:cs="Arial"/>
+          <w:color w:val="000000"/>
+          <w:sz w:val="18"/>
+          <w:highlight w:val="lightGray"/>
+        </w:rPr>
+        <w:t xml:space="preserve">5 Mini)] </w:t>
+      </w:r>
+      <w:r>
+        <w:rPr>
+          <w:rFonts w:ascii="Arial" w:eastAsia="Arial" w:hAnsi="Arial" w:cs="Arial"/>
+          <w:b/>
+          <w:color w:val="000000"/>
+          <w:sz w:val="18"/>
+          <w:highlight w:val="lightGray"/>
+        </w:rPr>
+        <w:t>on</w:t>
+      </w:r>
+      <w:r>
+        <w:rPr>
+          <w:rFonts w:ascii="Arial" w:eastAsia="Arial" w:hAnsi="Arial"/>
+          <w:sz w:val="18"/>
+          <w:highlight w:val="lightGray"/>
+        </w:rPr>
+        <w:t xml:space="preserve"> [8/19/2025]</w:t>
       </w:r>
     </w:p>
     <w:p>
@@ -1520,7 +1693,7 @@
           <w:ilvl w:val="0"/>
           <w:numId w:val="11"/>
         </w:numPr>
-        <w:spacing w:before="240"/>
+        <w:spacing w:before="240" w:after="0" w:line="276" w:lineRule="auto"/>
         <w:rPr>
           <w:rFonts w:ascii="Roboto Mono" w:eastAsia="Roboto Mono" w:hAnsi="Roboto Mono" w:cs="Roboto Mono"/>
         </w:rPr>
@@ -1557,6 +1730,7 @@
           <w:ilvl w:val="0"/>
           <w:numId w:val="11"/>
         </w:numPr>
+        <w:spacing w:after="0" w:line="276" w:lineRule="auto"/>
         <w:rPr>
           <w:rFonts w:ascii="Roboto Mono" w:eastAsia="Roboto Mono" w:hAnsi="Roboto Mono" w:cs="Roboto Mono"/>
         </w:rPr>
@@ -1580,6 +1754,7 @@
           <w:ilvl w:val="1"/>
           <w:numId w:val="11"/>
         </w:numPr>
+        <w:spacing w:after="0" w:line="276" w:lineRule="auto"/>
         <w:rPr>
           <w:rFonts w:ascii="Roboto Mono" w:eastAsia="Roboto Mono" w:hAnsi="Roboto Mono" w:cs="Roboto Mono"/>
         </w:rPr>
@@ -1610,6 +1785,7 @@
           <w:ilvl w:val="1"/>
           <w:numId w:val="11"/>
         </w:numPr>
+        <w:spacing w:after="0" w:line="276" w:lineRule="auto"/>
         <w:rPr>
           <w:rFonts w:ascii="Roboto Mono" w:eastAsia="Roboto Mono" w:hAnsi="Roboto Mono" w:cs="Roboto Mono"/>
         </w:rPr>
@@ -1640,6 +1816,7 @@
           <w:ilvl w:val="1"/>
           <w:numId w:val="11"/>
         </w:numPr>
+        <w:spacing w:after="0" w:line="276" w:lineRule="auto"/>
         <w:rPr>
           <w:rFonts w:ascii="Roboto Mono" w:eastAsia="Roboto Mono" w:hAnsi="Roboto Mono" w:cs="Roboto Mono"/>
         </w:rPr>
@@ -1670,6 +1847,7 @@
           <w:ilvl w:val="1"/>
           <w:numId w:val="11"/>
         </w:numPr>
+        <w:spacing w:after="0" w:line="276" w:lineRule="auto"/>
         <w:rPr>
           <w:rFonts w:ascii="Roboto Mono" w:eastAsia="Roboto Mono" w:hAnsi="Roboto Mono" w:cs="Roboto Mono"/>
         </w:rPr>
@@ -1700,6 +1878,7 @@
           <w:ilvl w:val="1"/>
           <w:numId w:val="11"/>
         </w:numPr>
+        <w:spacing w:after="0" w:line="276" w:lineRule="auto"/>
         <w:rPr>
           <w:rFonts w:ascii="Roboto Mono" w:eastAsia="Roboto Mono" w:hAnsi="Roboto Mono" w:cs="Roboto Mono"/>
         </w:rPr>
@@ -1730,7 +1909,7 @@
           <w:ilvl w:val="1"/>
           <w:numId w:val="11"/>
         </w:numPr>
-        <w:spacing w:after="240"/>
+        <w:spacing w:after="240" w:line="276" w:lineRule="auto"/>
         <w:rPr>
           <w:rFonts w:ascii="Roboto Mono" w:eastAsia="Roboto Mono" w:hAnsi="Roboto Mono" w:cs="Roboto Mono"/>
         </w:rPr>
@@ -1788,7 +1967,7 @@
           <w:ilvl w:val="0"/>
           <w:numId w:val="6"/>
         </w:numPr>
-        <w:spacing w:before="240"/>
+        <w:spacing w:before="240" w:after="0" w:line="276" w:lineRule="auto"/>
         <w:rPr>
           <w:rFonts w:ascii="Roboto Mono" w:eastAsia="Roboto Mono" w:hAnsi="Roboto Mono" w:cs="Roboto Mono"/>
         </w:rPr>
@@ -1812,6 +1991,7 @@
           <w:ilvl w:val="0"/>
           <w:numId w:val="6"/>
         </w:numPr>
+        <w:spacing w:after="0" w:line="276" w:lineRule="auto"/>
         <w:rPr>
           <w:rFonts w:ascii="Roboto Mono" w:eastAsia="Roboto Mono" w:hAnsi="Roboto Mono" w:cs="Roboto Mono"/>
         </w:rPr>
@@ -1835,7 +2015,7 @@
           <w:ilvl w:val="0"/>
           <w:numId w:val="6"/>
         </w:numPr>
-        <w:spacing w:after="240"/>
+        <w:spacing w:after="240" w:line="276" w:lineRule="auto"/>
         <w:rPr>
           <w:rFonts w:ascii="Roboto Mono" w:eastAsia="Roboto Mono" w:hAnsi="Roboto Mono" w:cs="Roboto Mono"/>
         </w:rPr>
@@ -1861,7 +2041,7 @@
         </w:rPr>
       </w:pPr>
       <w:r>
-        <w:pict w14:anchorId="30749118">
+        <w:pict w14:anchorId="26E97903">
           <v:rect id="_x0000_i1029" style="width:0;height:1.5pt" o:hralign="center" o:hrstd="t" o:hr="t" fillcolor="#a0a0a0" stroked="f"/>
         </w:pict>
       </w:r>
@@ -1899,51 +2079,77 @@
       </w:pPr>
       <w:r>
         <w:rPr>
-          <w:b/>
-          <w:shd w:val="clear" w:color="auto" w:fill="B7B7B7"/>
-        </w:rPr>
-        <w:t># Source</w:t>
-      </w:r>
-      <w:r>
-        <w:rPr>
-          <w:shd w:val="clear" w:color="auto" w:fill="B7B7B7"/>
-        </w:rPr>
-        <w:t xml:space="preserve">: </w:t>
-      </w:r>
-      <w:r>
-        <w:rPr>
-          <w:b/>
-          <w:shd w:val="clear" w:color="auto" w:fill="B7B7B7"/>
-        </w:rPr>
-        <w:t xml:space="preserve">Chatgpt </w:t>
-      </w:r>
-      <w:r>
-        <w:rPr>
-          <w:b/>
-          <w:sz w:val="14"/>
-          <w:szCs w:val="14"/>
-          <w:shd w:val="clear" w:color="auto" w:fill="B7B7B7"/>
-        </w:rPr>
-        <w:t>(GPT</w:t>
-      </w:r>
-      <w:r>
-        <w:rPr>
-          <w:rFonts w:ascii="Cambria Math" w:hAnsi="Cambria Math" w:cs="Cambria Math"/>
-          <w:b/>
-          <w:sz w:val="14"/>
-          <w:szCs w:val="14"/>
-          <w:shd w:val="clear" w:color="auto" w:fill="B7B7B7"/>
+          <w:rFonts w:ascii="Arial" w:eastAsia="Arial" w:hAnsi="Arial" w:cs="Arial"/>
+          <w:b/>
+          <w:color w:val="000000"/>
+          <w:sz w:val="18"/>
+          <w:highlight w:val="lightGray"/>
+        </w:rPr>
+        <w:t># Source: AI Source: Provided by: [Data Path</w:t>
+      </w:r>
+      <w:r>
+        <w:rPr>
+          <w:rFonts w:ascii="Arial" w:eastAsia="Arial" w:hAnsi="Arial" w:cs="Arial"/>
+          <w:color w:val="000000"/>
+          <w:sz w:val="18"/>
+          <w:highlight w:val="lightGray"/>
+        </w:rPr>
+        <w:t xml:space="preserve">: Persons Table -&gt; ID Column: 1, Name_En Column: Motasem Essam] -&gt; </w:t>
+      </w:r>
+      <w:r>
+        <w:rPr>
+          <w:rFonts w:ascii="Arial" w:eastAsia="Arial" w:hAnsi="Arial" w:cs="Arial"/>
+          <w:b/>
+          <w:color w:val="000000"/>
+          <w:sz w:val="18"/>
+          <w:highlight w:val="lightGray"/>
+        </w:rPr>
+        <w:t>From:</w:t>
+      </w:r>
+      <w:r>
+        <w:rPr>
+          <w:rFonts w:ascii="Arial" w:eastAsia="Arial" w:hAnsi="Arial" w:cs="Arial"/>
+          <w:color w:val="000000"/>
+          <w:sz w:val="18"/>
+          <w:highlight w:val="lightGray"/>
+        </w:rPr>
+        <w:t xml:space="preserve"> [Chatgpt (GPT</w:t>
+      </w:r>
+      <w:r>
+        <w:rPr>
+          <w:rFonts w:ascii="Arial" w:eastAsia="Arial" w:hAnsi="Arial" w:cs="Cambria Math"/>
+          <w:color w:val="000000"/>
+          <w:sz w:val="18"/>
+          <w:highlight w:val="lightGray"/>
         </w:rPr>
         <w:t>‑</w:t>
       </w:r>
       <w:r>
         <w:rPr>
-          <w:b/>
-          <w:sz w:val="14"/>
-          <w:szCs w:val="14"/>
-          <w:shd w:val="clear" w:color="auto" w:fill="B7B7B7"/>
-        </w:rPr>
-        <w:t>5 Mini) at [8/19/2025]</w:t>
+          <w:rFonts w:ascii="Arial" w:eastAsia="Arial" w:hAnsi="Arial" w:cs="Arial"/>
+          <w:color w:val="000000"/>
+          <w:sz w:val="18"/>
+          <w:highlight w:val="lightGray"/>
+        </w:rPr>
+        <w:t xml:space="preserve">5 Mini)] </w:t>
+      </w:r>
+      <w:r>
+        <w:rPr>
+          <w:rFonts w:ascii="Arial" w:eastAsia="Arial" w:hAnsi="Arial" w:cs="Arial"/>
+          <w:b/>
+          <w:color w:val="000000"/>
+          <w:sz w:val="18"/>
+          <w:highlight w:val="lightGray"/>
+        </w:rPr>
+        <w:t>on</w:t>
+      </w:r>
+      <w:r>
+        <w:rPr>
+          <w:rFonts w:ascii="Arial" w:eastAsia="Arial" w:hAnsi="Arial"/>
+          <w:sz w:val="18"/>
+          <w:highlight w:val="lightGray"/>
+        </w:rPr>
+        <w:t xml:space="preserve"> [8/19/2025]</w:t>
       </w:r>
     </w:p>
     <w:p>
@@ -1952,7 +2158,7 @@
           <w:ilvl w:val="0"/>
           <w:numId w:val="2"/>
         </w:numPr>
-        <w:spacing w:before="240"/>
+        <w:spacing w:before="240" w:after="0" w:line="276" w:lineRule="auto"/>
         <w:rPr>
           <w:rFonts w:ascii="Roboto Mono" w:eastAsia="Roboto Mono" w:hAnsi="Roboto Mono" w:cs="Roboto Mono"/>
         </w:rPr>
@@ -1989,6 +2195,7 @@
           <w:ilvl w:val="0"/>
           <w:numId w:val="2"/>
         </w:numPr>
+        <w:spacing w:after="0" w:line="276" w:lineRule="auto"/>
         <w:rPr>
           <w:rFonts w:ascii="Roboto Mono" w:eastAsia="Roboto Mono" w:hAnsi="Roboto Mono" w:cs="Roboto Mono"/>
         </w:rPr>
@@ -2012,16 +2219,16 @@
           <w:ilvl w:val="1"/>
           <w:numId w:val="2"/>
         </w:numPr>
-        <w:rPr>
-          <w:rFonts w:ascii="Roboto Mono" w:eastAsia="Roboto Mono" w:hAnsi="Roboto Mono" w:cs="Roboto Mono"/>
-        </w:rPr>
-      </w:pPr>
-      <w:r>
-        <w:rPr>
-          <w:rFonts w:ascii="Roboto Mono" w:eastAsia="Roboto Mono" w:hAnsi="Roboto Mono" w:cs="Roboto Mono"/>
-          <w:b/>
-        </w:rPr>
-        <w:lastRenderedPageBreak/>
+        <w:spacing w:after="0" w:line="276" w:lineRule="auto"/>
+        <w:rPr>
+          <w:rFonts w:ascii="Roboto Mono" w:eastAsia="Roboto Mono" w:hAnsi="Roboto Mono" w:cs="Roboto Mono"/>
+        </w:rPr>
+      </w:pPr>
+      <w:r>
+        <w:rPr>
+          <w:rFonts w:ascii="Roboto Mono" w:eastAsia="Roboto Mono" w:hAnsi="Roboto Mono" w:cs="Roboto Mono"/>
+          <w:b/>
+        </w:rPr>
         <w:t>Approve</w:t>
       </w:r>
       <w:r>
@@ -2043,6 +2250,7 @@
           <w:ilvl w:val="1"/>
           <w:numId w:val="2"/>
         </w:numPr>
+        <w:spacing w:after="0" w:line="276" w:lineRule="auto"/>
         <w:rPr>
           <w:rFonts w:ascii="Roboto Mono" w:eastAsia="Roboto Mono" w:hAnsi="Roboto Mono" w:cs="Roboto Mono"/>
         </w:rPr>
@@ -2073,6 +2281,7 @@
           <w:ilvl w:val="1"/>
           <w:numId w:val="2"/>
         </w:numPr>
+        <w:spacing w:after="0" w:line="276" w:lineRule="auto"/>
         <w:rPr>
           <w:rFonts w:ascii="Roboto Mono" w:eastAsia="Roboto Mono" w:hAnsi="Roboto Mono" w:cs="Roboto Mono"/>
         </w:rPr>
@@ -2103,7 +2312,7 @@
           <w:ilvl w:val="1"/>
           <w:numId w:val="2"/>
         </w:numPr>
-        <w:spacing w:after="240"/>
+        <w:spacing w:after="240" w:line="276" w:lineRule="auto"/>
         <w:rPr>
           <w:rFonts w:ascii="Roboto Mono" w:eastAsia="Roboto Mono" w:hAnsi="Roboto Mono" w:cs="Roboto Mono"/>
         </w:rPr>
@@ -2163,7 +2372,7 @@
         </w:rPr>
       </w:pPr>
       <w:r>
-        <w:pict w14:anchorId="02EF2063">
+        <w:pict w14:anchorId="65D42CDF">
           <v:rect id="_x0000_i1030" style="width:0;height:1.5pt" o:hralign="center" o:hrstd="t" o:hr="t" fillcolor="#a0a0a0" stroked="f"/>
         </w:pict>
       </w:r>
@@ -2201,51 +2410,77 @@
       </w:pPr>
       <w:r>
         <w:rPr>
-          <w:b/>
-          <w:shd w:val="clear" w:color="auto" w:fill="B7B7B7"/>
-        </w:rPr>
-        <w:t># Source</w:t>
-      </w:r>
-      <w:r>
-        <w:rPr>
-          <w:shd w:val="clear" w:color="auto" w:fill="B7B7B7"/>
-        </w:rPr>
-        <w:t xml:space="preserve">: </w:t>
-      </w:r>
-      <w:r>
-        <w:rPr>
-          <w:b/>
-          <w:shd w:val="clear" w:color="auto" w:fill="B7B7B7"/>
-        </w:rPr>
-        <w:t xml:space="preserve">Chatgpt </w:t>
-      </w:r>
-      <w:r>
-        <w:rPr>
-          <w:b/>
-          <w:sz w:val="14"/>
-          <w:szCs w:val="14"/>
-          <w:shd w:val="clear" w:color="auto" w:fill="B7B7B7"/>
-        </w:rPr>
-        <w:t>(GPT</w:t>
-      </w:r>
-      <w:r>
-        <w:rPr>
-          <w:rFonts w:ascii="Cambria Math" w:hAnsi="Cambria Math" w:cs="Cambria Math"/>
-          <w:b/>
-          <w:sz w:val="14"/>
-          <w:szCs w:val="14"/>
-          <w:shd w:val="clear" w:color="auto" w:fill="B7B7B7"/>
+          <w:rFonts w:ascii="Arial" w:eastAsia="Arial" w:hAnsi="Arial" w:cs="Arial"/>
+          <w:b/>
+          <w:color w:val="000000"/>
+          <w:sz w:val="18"/>
+          <w:highlight w:val="lightGray"/>
+        </w:rPr>
+        <w:t># Source: AI Source: Provided by: [Data Path</w:t>
+      </w:r>
+      <w:r>
+        <w:rPr>
+          <w:rFonts w:ascii="Arial" w:eastAsia="Arial" w:hAnsi="Arial" w:cs="Arial"/>
+          <w:color w:val="000000"/>
+          <w:sz w:val="18"/>
+          <w:highlight w:val="lightGray"/>
+        </w:rPr>
+        <w:t xml:space="preserve">: Persons Table -&gt; ID Column: 1, Name_En Column: Motasem Essam] -&gt; </w:t>
+      </w:r>
+      <w:r>
+        <w:rPr>
+          <w:rFonts w:ascii="Arial" w:eastAsia="Arial" w:hAnsi="Arial" w:cs="Arial"/>
+          <w:b/>
+          <w:color w:val="000000"/>
+          <w:sz w:val="18"/>
+          <w:highlight w:val="lightGray"/>
+        </w:rPr>
+        <w:t>From:</w:t>
+      </w:r>
+      <w:r>
+        <w:rPr>
+          <w:rFonts w:ascii="Arial" w:eastAsia="Arial" w:hAnsi="Arial" w:cs="Arial"/>
+          <w:color w:val="000000"/>
+          <w:sz w:val="18"/>
+          <w:highlight w:val="lightGray"/>
+        </w:rPr>
+        <w:t xml:space="preserve"> [Chatgpt (GPT</w:t>
+      </w:r>
+      <w:r>
+        <w:rPr>
+          <w:rFonts w:ascii="Arial" w:eastAsia="Arial" w:hAnsi="Arial" w:cs="Cambria Math"/>
+          <w:color w:val="000000"/>
+          <w:sz w:val="18"/>
+          <w:highlight w:val="lightGray"/>
         </w:rPr>
         <w:t>‑</w:t>
       </w:r>
       <w:r>
         <w:rPr>
-          <w:b/>
-          <w:sz w:val="14"/>
-          <w:szCs w:val="14"/>
-          <w:shd w:val="clear" w:color="auto" w:fill="B7B7B7"/>
-        </w:rPr>
-        <w:t>5 Mini) at [8/19/2025]</w:t>
+          <w:rFonts w:ascii="Arial" w:eastAsia="Arial" w:hAnsi="Arial" w:cs="Arial"/>
+          <w:color w:val="000000"/>
+          <w:sz w:val="18"/>
+          <w:highlight w:val="lightGray"/>
+        </w:rPr>
+        <w:t xml:space="preserve">5 Mini)] </w:t>
+      </w:r>
+      <w:r>
+        <w:rPr>
+          <w:rFonts w:ascii="Arial" w:eastAsia="Arial" w:hAnsi="Arial" w:cs="Arial"/>
+          <w:b/>
+          <w:color w:val="000000"/>
+          <w:sz w:val="18"/>
+          <w:highlight w:val="lightGray"/>
+        </w:rPr>
+        <w:t>on</w:t>
+      </w:r>
+      <w:r>
+        <w:rPr>
+          <w:rFonts w:ascii="Arial" w:eastAsia="Arial" w:hAnsi="Arial"/>
+          <w:sz w:val="18"/>
+          <w:highlight w:val="lightGray"/>
+        </w:rPr>
+        <w:t xml:space="preserve"> [8/19/2025]</w:t>
       </w:r>
     </w:p>
     <w:p>
@@ -2254,7 +2489,7 @@
           <w:ilvl w:val="0"/>
           <w:numId w:val="5"/>
         </w:numPr>
-        <w:spacing w:before="240"/>
+        <w:spacing w:before="240" w:after="0" w:line="276" w:lineRule="auto"/>
         <w:rPr>
           <w:rFonts w:ascii="Roboto Mono" w:eastAsia="Roboto Mono" w:hAnsi="Roboto Mono" w:cs="Roboto Mono"/>
         </w:rPr>
@@ -2291,6 +2526,7 @@
           <w:ilvl w:val="0"/>
           <w:numId w:val="5"/>
         </w:numPr>
+        <w:spacing w:after="0" w:line="276" w:lineRule="auto"/>
         <w:rPr>
           <w:rFonts w:ascii="Roboto Mono" w:eastAsia="Roboto Mono" w:hAnsi="Roboto Mono" w:cs="Roboto Mono"/>
         </w:rPr>
@@ -2314,6 +2550,7 @@
           <w:ilvl w:val="1"/>
           <w:numId w:val="5"/>
         </w:numPr>
+        <w:spacing w:after="0" w:line="276" w:lineRule="auto"/>
         <w:rPr>
           <w:rFonts w:ascii="Roboto Mono" w:eastAsia="Roboto Mono" w:hAnsi="Roboto Mono" w:cs="Roboto Mono"/>
         </w:rPr>
@@ -2344,6 +2581,7 @@
           <w:ilvl w:val="1"/>
           <w:numId w:val="5"/>
         </w:numPr>
+        <w:spacing w:after="0" w:line="276" w:lineRule="auto"/>
         <w:rPr>
           <w:rFonts w:ascii="Roboto Mono" w:eastAsia="Roboto Mono" w:hAnsi="Roboto Mono" w:cs="Roboto Mono"/>
         </w:rPr>
@@ -2374,6 +2612,7 @@
           <w:ilvl w:val="1"/>
           <w:numId w:val="5"/>
         </w:numPr>
+        <w:spacing w:after="0" w:line="276" w:lineRule="auto"/>
         <w:rPr>
           <w:rFonts w:ascii="Roboto Mono" w:eastAsia="Roboto Mono" w:hAnsi="Roboto Mono" w:cs="Roboto Mono"/>
         </w:rPr>
@@ -2404,6 +2643,7 @@
           <w:ilvl w:val="0"/>
           <w:numId w:val="5"/>
         </w:numPr>
+        <w:spacing w:after="0" w:line="276" w:lineRule="auto"/>
         <w:rPr>
           <w:rFonts w:ascii="Roboto Mono" w:eastAsia="Roboto Mono" w:hAnsi="Roboto Mono" w:cs="Roboto Mono"/>
         </w:rPr>
@@ -2440,7 +2680,7 @@
           <w:ilvl w:val="0"/>
           <w:numId w:val="5"/>
         </w:numPr>
-        <w:spacing w:after="240"/>
+        <w:spacing w:after="240" w:line="276" w:lineRule="auto"/>
         <w:rPr>
           <w:rFonts w:ascii="Roboto Mono" w:eastAsia="Roboto Mono" w:hAnsi="Roboto Mono" w:cs="Roboto Mono"/>
         </w:rPr>
@@ -2493,7 +2733,7 @@
         </w:rPr>
       </w:pPr>
       <w:r>
-        <w:pict w14:anchorId="2ABA2133">
+        <w:pict w14:anchorId="17CA5D7A">
           <v:rect id="_x0000_i1031" style="width:0;height:1.5pt" o:hralign="center" o:hrstd="t" o:hr="t" fillcolor="#a0a0a0" stroked="f"/>
         </w:pict>
       </w:r>
@@ -2531,52 +2771,77 @@
       </w:pPr>
       <w:r>
         <w:rPr>
-          <w:b/>
-          <w:shd w:val="clear" w:color="auto" w:fill="B7B7B7"/>
-        </w:rPr>
-        <w:lastRenderedPageBreak/>
-        <w:t># Source</w:t>
-      </w:r>
-      <w:r>
-        <w:rPr>
-          <w:shd w:val="clear" w:color="auto" w:fill="B7B7B7"/>
-        </w:rPr>
-        <w:t xml:space="preserve">: </w:t>
-      </w:r>
-      <w:r>
-        <w:rPr>
-          <w:b/>
-          <w:shd w:val="clear" w:color="auto" w:fill="B7B7B7"/>
-        </w:rPr>
-        <w:t xml:space="preserve">Chatgpt </w:t>
-      </w:r>
-      <w:r>
-        <w:rPr>
-          <w:b/>
-          <w:sz w:val="14"/>
-          <w:szCs w:val="14"/>
-          <w:shd w:val="clear" w:color="auto" w:fill="B7B7B7"/>
-        </w:rPr>
-        <w:t>(GPT</w:t>
-      </w:r>
-      <w:r>
-        <w:rPr>
-          <w:rFonts w:ascii="Cambria Math" w:hAnsi="Cambria Math" w:cs="Cambria Math"/>
-          <w:b/>
-          <w:sz w:val="14"/>
-          <w:szCs w:val="14"/>
-          <w:shd w:val="clear" w:color="auto" w:fill="B7B7B7"/>
+          <w:rFonts w:ascii="Arial" w:eastAsia="Arial" w:hAnsi="Arial" w:cs="Arial"/>
+          <w:b/>
+          <w:color w:val="000000"/>
+          <w:sz w:val="18"/>
+          <w:highlight w:val="lightGray"/>
+        </w:rPr>
+        <w:t># Source: AI Source: Provided by: [Data Path</w:t>
+      </w:r>
+      <w:r>
+        <w:rPr>
+          <w:rFonts w:ascii="Arial" w:eastAsia="Arial" w:hAnsi="Arial" w:cs="Arial"/>
+          <w:color w:val="000000"/>
+          <w:sz w:val="18"/>
+          <w:highlight w:val="lightGray"/>
+        </w:rPr>
+        <w:t xml:space="preserve">: Persons Table -&gt; ID Column: 1, Name_En Column: Motasem Essam] -&gt; </w:t>
+      </w:r>
+      <w:r>
+        <w:rPr>
+          <w:rFonts w:ascii="Arial" w:eastAsia="Arial" w:hAnsi="Arial" w:cs="Arial"/>
+          <w:b/>
+          <w:color w:val="000000"/>
+          <w:sz w:val="18"/>
+          <w:highlight w:val="lightGray"/>
+        </w:rPr>
+        <w:t>From:</w:t>
+      </w:r>
+      <w:r>
+        <w:rPr>
+          <w:rFonts w:ascii="Arial" w:eastAsia="Arial" w:hAnsi="Arial" w:cs="Arial"/>
+          <w:color w:val="000000"/>
+          <w:sz w:val="18"/>
+          <w:highlight w:val="lightGray"/>
+        </w:rPr>
+        <w:t xml:space="preserve"> [Chatgpt (GPT</w:t>
+      </w:r>
+      <w:r>
+        <w:rPr>
+          <w:rFonts w:ascii="Arial" w:eastAsia="Arial" w:hAnsi="Arial" w:cs="Cambria Math"/>
+          <w:color w:val="000000"/>
+          <w:sz w:val="18"/>
+          <w:highlight w:val="lightGray"/>
         </w:rPr>
         <w:t>‑</w:t>
       </w:r>
       <w:r>
         <w:rPr>
-          <w:b/>
-          <w:sz w:val="14"/>
-          <w:szCs w:val="14"/>
-          <w:shd w:val="clear" w:color="auto" w:fill="B7B7B7"/>
-        </w:rPr>
-        <w:t>5 Mini) at [8/19/2025]</w:t>
+          <w:rFonts w:ascii="Arial" w:eastAsia="Arial" w:hAnsi="Arial" w:cs="Arial"/>
+          <w:color w:val="000000"/>
+          <w:sz w:val="18"/>
+          <w:highlight w:val="lightGray"/>
+        </w:rPr>
+        <w:t xml:space="preserve">5 Mini)] </w:t>
+      </w:r>
+      <w:r>
+        <w:rPr>
+          <w:rFonts w:ascii="Arial" w:eastAsia="Arial" w:hAnsi="Arial" w:cs="Arial"/>
+          <w:b/>
+          <w:color w:val="000000"/>
+          <w:sz w:val="18"/>
+          <w:highlight w:val="lightGray"/>
+        </w:rPr>
+        <w:t>on</w:t>
+      </w:r>
+      <w:r>
+        <w:rPr>
+          <w:rFonts w:ascii="Arial" w:eastAsia="Arial" w:hAnsi="Arial"/>
+          <w:sz w:val="18"/>
+          <w:highlight w:val="lightGray"/>
+        </w:rPr>
+        <w:t xml:space="preserve"> [8/19/2025]</w:t>
       </w:r>
     </w:p>
     <w:p>
@@ -2585,7 +2850,7 @@
           <w:ilvl w:val="0"/>
           <w:numId w:val="8"/>
         </w:numPr>
-        <w:spacing w:before="240"/>
+        <w:spacing w:before="240" w:after="0" w:line="276" w:lineRule="auto"/>
         <w:rPr>
           <w:rFonts w:ascii="Roboto Mono" w:eastAsia="Roboto Mono" w:hAnsi="Roboto Mono" w:cs="Roboto Mono"/>
         </w:rPr>
@@ -2609,6 +2874,7 @@
           <w:ilvl w:val="1"/>
           <w:numId w:val="8"/>
         </w:numPr>
+        <w:spacing w:after="0" w:line="276" w:lineRule="auto"/>
         <w:rPr>
           <w:rFonts w:ascii="Roboto Mono" w:eastAsia="Roboto Mono" w:hAnsi="Roboto Mono" w:cs="Roboto Mono"/>
         </w:rPr>
@@ -2639,6 +2905,7 @@
           <w:ilvl w:val="1"/>
           <w:numId w:val="8"/>
         </w:numPr>
+        <w:spacing w:after="0" w:line="276" w:lineRule="auto"/>
         <w:rPr>
           <w:rFonts w:ascii="Roboto Mono" w:eastAsia="Roboto Mono" w:hAnsi="Roboto Mono" w:cs="Roboto Mono"/>
         </w:rPr>
@@ -2669,6 +2936,7 @@
           <w:ilvl w:val="1"/>
           <w:numId w:val="8"/>
         </w:numPr>
+        <w:spacing w:after="0" w:line="276" w:lineRule="auto"/>
         <w:rPr>
           <w:rFonts w:ascii="Roboto Mono" w:eastAsia="Roboto Mono" w:hAnsi="Roboto Mono" w:cs="Roboto Mono"/>
         </w:rPr>
@@ -2699,6 +2967,7 @@
           <w:ilvl w:val="0"/>
           <w:numId w:val="8"/>
         </w:numPr>
+        <w:spacing w:after="0" w:line="276" w:lineRule="auto"/>
         <w:rPr>
           <w:rFonts w:ascii="Roboto Mono" w:eastAsia="Roboto Mono" w:hAnsi="Roboto Mono" w:cs="Roboto Mono"/>
         </w:rPr>
@@ -2722,6 +2991,7 @@
           <w:ilvl w:val="1"/>
           <w:numId w:val="8"/>
         </w:numPr>
+        <w:spacing w:after="0" w:line="276" w:lineRule="auto"/>
         <w:rPr>
           <w:rFonts w:ascii="Roboto Mono" w:eastAsia="Roboto Mono" w:hAnsi="Roboto Mono" w:cs="Roboto Mono"/>
         </w:rPr>
@@ -2745,7 +3015,7 @@
           <w:ilvl w:val="1"/>
           <w:numId w:val="8"/>
         </w:numPr>
-        <w:spacing w:after="240"/>
+        <w:spacing w:after="240" w:line="276" w:lineRule="auto"/>
         <w:rPr>
           <w:rFonts w:ascii="Roboto Mono" w:eastAsia="Roboto Mono" w:hAnsi="Roboto Mono" w:cs="Roboto Mono"/>
         </w:rPr>
@@ -2798,7 +3068,7 @@
         </w:rPr>
       </w:pPr>
       <w:r>
-        <w:pict w14:anchorId="419873F3">
+        <w:pict w14:anchorId="4970CB77">
           <v:rect id="_x0000_i1032" style="width:0;height:1.5pt" o:hralign="center" o:hrstd="t" o:hr="t" fillcolor="#a0a0a0" stroked="f"/>
         </w:pict>
       </w:r>
@@ -2836,51 +3106,77 @@
       </w:pPr>
       <w:r>
         <w:rPr>
-          <w:b/>
-          <w:shd w:val="clear" w:color="auto" w:fill="B7B7B7"/>
-        </w:rPr>
-        <w:t># Source</w:t>
-      </w:r>
-      <w:r>
-        <w:rPr>
-          <w:shd w:val="clear" w:color="auto" w:fill="B7B7B7"/>
-        </w:rPr>
-        <w:t xml:space="preserve">: </w:t>
-      </w:r>
-      <w:r>
-        <w:rPr>
-          <w:b/>
-          <w:shd w:val="clear" w:color="auto" w:fill="B7B7B7"/>
-        </w:rPr>
-        <w:t xml:space="preserve">Chatgpt </w:t>
-      </w:r>
-      <w:r>
-        <w:rPr>
-          <w:b/>
-          <w:sz w:val="14"/>
-          <w:szCs w:val="14"/>
-          <w:shd w:val="clear" w:color="auto" w:fill="B7B7B7"/>
-        </w:rPr>
-        <w:t>(GPT</w:t>
-      </w:r>
-      <w:r>
-        <w:rPr>
-          <w:rFonts w:ascii="Cambria Math" w:hAnsi="Cambria Math" w:cs="Cambria Math"/>
-          <w:b/>
-          <w:sz w:val="14"/>
-          <w:szCs w:val="14"/>
-          <w:shd w:val="clear" w:color="auto" w:fill="B7B7B7"/>
+          <w:rFonts w:ascii="Arial" w:eastAsia="Arial" w:hAnsi="Arial" w:cs="Arial"/>
+          <w:b/>
+          <w:color w:val="000000"/>
+          <w:sz w:val="18"/>
+          <w:highlight w:val="lightGray"/>
+        </w:rPr>
+        <w:t># Source: AI Source: Provided by: [Data Path</w:t>
+      </w:r>
+      <w:r>
+        <w:rPr>
+          <w:rFonts w:ascii="Arial" w:eastAsia="Arial" w:hAnsi="Arial" w:cs="Arial"/>
+          <w:color w:val="000000"/>
+          <w:sz w:val="18"/>
+          <w:highlight w:val="lightGray"/>
+        </w:rPr>
+        <w:t xml:space="preserve">: Persons Table -&gt; ID Column: 1, Name_En Column: Motasem Essam] -&gt; </w:t>
+      </w:r>
+      <w:r>
+        <w:rPr>
+          <w:rFonts w:ascii="Arial" w:eastAsia="Arial" w:hAnsi="Arial" w:cs="Arial"/>
+          <w:b/>
+          <w:color w:val="000000"/>
+          <w:sz w:val="18"/>
+          <w:highlight w:val="lightGray"/>
+        </w:rPr>
+        <w:t>From:</w:t>
+      </w:r>
+      <w:r>
+        <w:rPr>
+          <w:rFonts w:ascii="Arial" w:eastAsia="Arial" w:hAnsi="Arial" w:cs="Arial"/>
+          <w:color w:val="000000"/>
+          <w:sz w:val="18"/>
+          <w:highlight w:val="lightGray"/>
+        </w:rPr>
+        <w:t xml:space="preserve"> [Chatgpt (GPT</w:t>
+      </w:r>
+      <w:r>
+        <w:rPr>
+          <w:rFonts w:ascii="Arial" w:eastAsia="Arial" w:hAnsi="Arial" w:cs="Cambria Math"/>
+          <w:color w:val="000000"/>
+          <w:sz w:val="18"/>
+          <w:highlight w:val="lightGray"/>
         </w:rPr>
         <w:t>‑</w:t>
       </w:r>
       <w:r>
         <w:rPr>
-          <w:b/>
-          <w:sz w:val="14"/>
-          <w:szCs w:val="14"/>
-          <w:shd w:val="clear" w:color="auto" w:fill="B7B7B7"/>
-        </w:rPr>
-        <w:t>5 Mini) at [8/19/2025]</w:t>
+          <w:rFonts w:ascii="Arial" w:eastAsia="Arial" w:hAnsi="Arial" w:cs="Arial"/>
+          <w:color w:val="000000"/>
+          <w:sz w:val="18"/>
+          <w:highlight w:val="lightGray"/>
+        </w:rPr>
+        <w:t xml:space="preserve">5 Mini)] </w:t>
+      </w:r>
+      <w:r>
+        <w:rPr>
+          <w:rFonts w:ascii="Arial" w:eastAsia="Arial" w:hAnsi="Arial" w:cs="Arial"/>
+          <w:b/>
+          <w:color w:val="000000"/>
+          <w:sz w:val="18"/>
+          <w:highlight w:val="lightGray"/>
+        </w:rPr>
+        <w:t>on</w:t>
+      </w:r>
+      <w:r>
+        <w:rPr>
+          <w:rFonts w:ascii="Arial" w:eastAsia="Arial" w:hAnsi="Arial"/>
+          <w:sz w:val="18"/>
+          <w:highlight w:val="lightGray"/>
+        </w:rPr>
+        <w:t xml:space="preserve"> [8/19/2025]</w:t>
       </w:r>
     </w:p>
     <w:p>
@@ -2889,7 +3185,7 @@
           <w:ilvl w:val="0"/>
           <w:numId w:val="4"/>
         </w:numPr>
-        <w:spacing w:before="240"/>
+        <w:spacing w:before="240" w:after="0" w:line="276" w:lineRule="auto"/>
         <w:rPr>
           <w:rFonts w:ascii="Roboto Mono" w:eastAsia="Roboto Mono" w:hAnsi="Roboto Mono" w:cs="Roboto Mono"/>
         </w:rPr>
@@ -2913,6 +3209,7 @@
           <w:ilvl w:val="1"/>
           <w:numId w:val="4"/>
         </w:numPr>
+        <w:spacing w:after="0" w:line="276" w:lineRule="auto"/>
         <w:rPr>
           <w:rFonts w:ascii="Roboto Mono" w:eastAsia="Roboto Mono" w:hAnsi="Roboto Mono" w:cs="Roboto Mono"/>
         </w:rPr>
@@ -2949,6 +3246,7 @@
           <w:ilvl w:val="1"/>
           <w:numId w:val="4"/>
         </w:numPr>
+        <w:spacing w:after="0" w:line="276" w:lineRule="auto"/>
         <w:rPr>
           <w:rFonts w:ascii="Roboto Mono" w:eastAsia="Roboto Mono" w:hAnsi="Roboto Mono" w:cs="Roboto Mono"/>
         </w:rPr>
@@ -2972,7 +3270,7 @@
           <w:ilvl w:val="1"/>
           <w:numId w:val="4"/>
         </w:numPr>
-        <w:spacing w:after="240"/>
+        <w:spacing w:after="240" w:line="276" w:lineRule="auto"/>
         <w:rPr>
           <w:rFonts w:ascii="Roboto Mono" w:eastAsia="Roboto Mono" w:hAnsi="Roboto Mono" w:cs="Roboto Mono"/>
         </w:rPr>
@@ -3038,7 +3336,7 @@
         </w:rPr>
       </w:pPr>
       <w:r>
-        <w:pict w14:anchorId="10A51AA1">
+        <w:pict w14:anchorId="073A6C46">
           <v:rect id="_x0000_i1033" style="width:0;height:1.5pt" o:hralign="center" o:hrstd="t" o:hr="t" fillcolor="#a0a0a0" stroked="f"/>
         </w:pict>
       </w:r>
@@ -3053,7 +3351,6 @@
       <w:bookmarkStart w:id="11" w:name="_334k92x50i8c" w:colFirst="0" w:colLast="0"/>
       <w:bookmarkEnd w:id="11"/>
       <w:r>
-        <w:lastRenderedPageBreak/>
         <w:t>🔹 Summary Workflow</w:t>
       </w:r>
     </w:p>
@@ -3063,51 +3360,77 @@
       </w:pPr>
       <w:r>
         <w:rPr>
-          <w:b/>
-          <w:shd w:val="clear" w:color="auto" w:fill="B7B7B7"/>
-        </w:rPr>
-        <w:t># Source</w:t>
-      </w:r>
-      <w:r>
-        <w:rPr>
-          <w:shd w:val="clear" w:color="auto" w:fill="B7B7B7"/>
-        </w:rPr>
-        <w:t xml:space="preserve">: </w:t>
-      </w:r>
-      <w:r>
-        <w:rPr>
-          <w:b/>
-          <w:shd w:val="clear" w:color="auto" w:fill="B7B7B7"/>
-        </w:rPr>
-        <w:t xml:space="preserve">Chatgpt </w:t>
-      </w:r>
-      <w:r>
-        <w:rPr>
-          <w:b/>
-          <w:sz w:val="14"/>
-          <w:szCs w:val="14"/>
-          <w:shd w:val="clear" w:color="auto" w:fill="B7B7B7"/>
-        </w:rPr>
-        <w:t>(GPT</w:t>
-      </w:r>
-      <w:r>
-        <w:rPr>
-          <w:rFonts w:ascii="Cambria Math" w:hAnsi="Cambria Math" w:cs="Cambria Math"/>
-          <w:b/>
-          <w:sz w:val="14"/>
-          <w:szCs w:val="14"/>
-          <w:shd w:val="clear" w:color="auto" w:fill="B7B7B7"/>
+          <w:rFonts w:ascii="Arial" w:eastAsia="Arial" w:hAnsi="Arial" w:cs="Arial"/>
+          <w:b/>
+          <w:color w:val="000000"/>
+          <w:sz w:val="18"/>
+          <w:highlight w:val="lightGray"/>
+        </w:rPr>
+        <w:t># Source: AI Source: Provided by: [Data Path</w:t>
+      </w:r>
+      <w:r>
+        <w:rPr>
+          <w:rFonts w:ascii="Arial" w:eastAsia="Arial" w:hAnsi="Arial" w:cs="Arial"/>
+          <w:color w:val="000000"/>
+          <w:sz w:val="18"/>
+          <w:highlight w:val="lightGray"/>
+        </w:rPr>
+        <w:t xml:space="preserve">: Persons Table -&gt; ID Column: 1, Name_En Column: Motasem Essam] -&gt; </w:t>
+      </w:r>
+      <w:r>
+        <w:rPr>
+          <w:rFonts w:ascii="Arial" w:eastAsia="Arial" w:hAnsi="Arial" w:cs="Arial"/>
+          <w:b/>
+          <w:color w:val="000000"/>
+          <w:sz w:val="18"/>
+          <w:highlight w:val="lightGray"/>
+        </w:rPr>
+        <w:t>From:</w:t>
+      </w:r>
+      <w:r>
+        <w:rPr>
+          <w:rFonts w:ascii="Arial" w:eastAsia="Arial" w:hAnsi="Arial" w:cs="Arial"/>
+          <w:color w:val="000000"/>
+          <w:sz w:val="18"/>
+          <w:highlight w:val="lightGray"/>
+        </w:rPr>
+        <w:t xml:space="preserve"> [Chatgpt (GPT</w:t>
+      </w:r>
+      <w:r>
+        <w:rPr>
+          <w:rFonts w:ascii="Arial" w:eastAsia="Arial" w:hAnsi="Arial" w:cs="Cambria Math"/>
+          <w:color w:val="000000"/>
+          <w:sz w:val="18"/>
+          <w:highlight w:val="lightGray"/>
         </w:rPr>
         <w:t>‑</w:t>
       </w:r>
       <w:r>
         <w:rPr>
-          <w:b/>
-          <w:sz w:val="14"/>
-          <w:szCs w:val="14"/>
-          <w:shd w:val="clear" w:color="auto" w:fill="B7B7B7"/>
-        </w:rPr>
-        <w:t>5 Mini) at [8/19/2025]</w:t>
+          <w:rFonts w:ascii="Arial" w:eastAsia="Arial" w:hAnsi="Arial" w:cs="Arial"/>
+          <w:color w:val="000000"/>
+          <w:sz w:val="18"/>
+          <w:highlight w:val="lightGray"/>
+        </w:rPr>
+        <w:t xml:space="preserve">5 Mini)] </w:t>
+      </w:r>
+      <w:r>
+        <w:rPr>
+          <w:rFonts w:ascii="Arial" w:eastAsia="Arial" w:hAnsi="Arial" w:cs="Arial"/>
+          <w:b/>
+          <w:color w:val="000000"/>
+          <w:sz w:val="18"/>
+          <w:highlight w:val="lightGray"/>
+        </w:rPr>
+        <w:t>on</w:t>
+      </w:r>
+      <w:r>
+        <w:rPr>
+          <w:rFonts w:ascii="Arial" w:eastAsia="Arial" w:hAnsi="Arial"/>
+          <w:sz w:val="18"/>
+          <w:highlight w:val="lightGray"/>
+        </w:rPr>
+        <w:t xml:space="preserve"> [8/19/2025]</w:t>
       </w:r>
     </w:p>
     <w:p>
@@ -3116,7 +3439,7 @@
           <w:ilvl w:val="0"/>
           <w:numId w:val="10"/>
         </w:numPr>
-        <w:spacing w:before="240"/>
+        <w:spacing w:before="240" w:after="0" w:line="276" w:lineRule="auto"/>
         <w:rPr>
           <w:rFonts w:ascii="Roboto Mono" w:eastAsia="Roboto Mono" w:hAnsi="Roboto Mono" w:cs="Roboto Mono"/>
         </w:rPr>
@@ -3147,6 +3470,7 @@
           <w:ilvl w:val="0"/>
           <w:numId w:val="10"/>
         </w:numPr>
+        <w:spacing w:after="0" w:line="276" w:lineRule="auto"/>
         <w:rPr>
           <w:rFonts w:ascii="Roboto Mono" w:eastAsia="Roboto Mono" w:hAnsi="Roboto Mono" w:cs="Roboto Mono"/>
         </w:rPr>
@@ -3177,6 +3501,7 @@
           <w:ilvl w:val="0"/>
           <w:numId w:val="10"/>
         </w:numPr>
+        <w:spacing w:after="0" w:line="276" w:lineRule="auto"/>
         <w:rPr>
           <w:rFonts w:ascii="Roboto Mono" w:eastAsia="Roboto Mono" w:hAnsi="Roboto Mono" w:cs="Roboto Mono"/>
         </w:rPr>
@@ -3207,6 +3532,7 @@
           <w:ilvl w:val="0"/>
           <w:numId w:val="10"/>
         </w:numPr>
+        <w:spacing w:after="0" w:line="276" w:lineRule="auto"/>
         <w:rPr>
           <w:rFonts w:ascii="Roboto Mono" w:eastAsia="Roboto Mono" w:hAnsi="Roboto Mono" w:cs="Roboto Mono"/>
         </w:rPr>
@@ -3237,6 +3563,7 @@
           <w:ilvl w:val="0"/>
           <w:numId w:val="10"/>
         </w:numPr>
+        <w:spacing w:after="0" w:line="276" w:lineRule="auto"/>
         <w:rPr>
           <w:rFonts w:ascii="Roboto Mono" w:eastAsia="Roboto Mono" w:hAnsi="Roboto Mono" w:cs="Roboto Mono"/>
         </w:rPr>
@@ -3267,6 +3594,7 @@
           <w:ilvl w:val="0"/>
           <w:numId w:val="10"/>
         </w:numPr>
+        <w:spacing w:after="0" w:line="276" w:lineRule="auto"/>
         <w:rPr>
           <w:rFonts w:ascii="Roboto Mono" w:eastAsia="Roboto Mono" w:hAnsi="Roboto Mono" w:cs="Roboto Mono"/>
         </w:rPr>
@@ -3297,7 +3625,7 @@
           <w:ilvl w:val="0"/>
           <w:numId w:val="10"/>
         </w:numPr>
-        <w:spacing w:after="240"/>
+        <w:spacing w:after="240" w:line="276" w:lineRule="auto"/>
         <w:rPr>
           <w:rFonts w:ascii="Roboto Mono" w:eastAsia="Roboto Mono" w:hAnsi="Roboto Mono" w:cs="Roboto Mono"/>
         </w:rPr>
@@ -3330,7 +3658,7 @@
         </w:rPr>
       </w:pPr>
       <w:r>
-        <w:pict w14:anchorId="28FB54CD">
+        <w:pict w14:anchorId="67587D50">
           <v:rect id="_x0000_i1034" style="width:0;height:1.5pt" o:hralign="center" o:hrstd="t" o:hr="t" fillcolor="#a0a0a0" stroked="f"/>
         </w:pict>
       </w:r>
@@ -3390,7 +3718,7 @@
     </w:p>
     <w:p>
       <w:r>
-        <w:pict w14:anchorId="4CF10CCC">
+        <w:pict w14:anchorId="48CC55A1">
           <v:rect id="_x0000_i1035" style="width:0;height:1.5pt" o:hralign="center" o:hrstd="t" o:hr="t" fillcolor="#a0a0a0" stroked="f"/>
         </w:pict>
       </w:r>
@@ -3414,51 +3742,77 @@
       </w:pPr>
       <w:r>
         <w:rPr>
-          <w:b/>
-          <w:shd w:val="clear" w:color="auto" w:fill="B7B7B7"/>
-        </w:rPr>
-        <w:t># Source</w:t>
-      </w:r>
-      <w:r>
-        <w:rPr>
-          <w:shd w:val="clear" w:color="auto" w:fill="B7B7B7"/>
-        </w:rPr>
-        <w:t xml:space="preserve">: </w:t>
-      </w:r>
-      <w:r>
-        <w:rPr>
-          <w:b/>
-          <w:shd w:val="clear" w:color="auto" w:fill="B7B7B7"/>
-        </w:rPr>
-        <w:t xml:space="preserve">Chatgpt </w:t>
-      </w:r>
-      <w:r>
-        <w:rPr>
-          <w:b/>
-          <w:sz w:val="14"/>
-          <w:szCs w:val="14"/>
-          <w:shd w:val="clear" w:color="auto" w:fill="B7B7B7"/>
-        </w:rPr>
-        <w:t>(GPT</w:t>
-      </w:r>
-      <w:r>
-        <w:rPr>
-          <w:rFonts w:ascii="Cambria Math" w:hAnsi="Cambria Math" w:cs="Cambria Math"/>
-          <w:b/>
-          <w:sz w:val="14"/>
-          <w:szCs w:val="14"/>
-          <w:shd w:val="clear" w:color="auto" w:fill="B7B7B7"/>
+          <w:rFonts w:ascii="Arial" w:eastAsia="Arial" w:hAnsi="Arial" w:cs="Arial"/>
+          <w:b/>
+          <w:color w:val="000000"/>
+          <w:sz w:val="18"/>
+          <w:highlight w:val="lightGray"/>
+        </w:rPr>
+        <w:t># Source: AI Source: Provided by: [Data Path</w:t>
+      </w:r>
+      <w:r>
+        <w:rPr>
+          <w:rFonts w:ascii="Arial" w:eastAsia="Arial" w:hAnsi="Arial" w:cs="Arial"/>
+          <w:color w:val="000000"/>
+          <w:sz w:val="18"/>
+          <w:highlight w:val="lightGray"/>
+        </w:rPr>
+        <w:t xml:space="preserve">: Persons Table -&gt; ID Column: 1, Name_En Column: Motasem Essam] -&gt; </w:t>
+      </w:r>
+      <w:r>
+        <w:rPr>
+          <w:rFonts w:ascii="Arial" w:eastAsia="Arial" w:hAnsi="Arial" w:cs="Arial"/>
+          <w:b/>
+          <w:color w:val="000000"/>
+          <w:sz w:val="18"/>
+          <w:highlight w:val="lightGray"/>
+        </w:rPr>
+        <w:t>From:</w:t>
+      </w:r>
+      <w:r>
+        <w:rPr>
+          <w:rFonts w:ascii="Arial" w:eastAsia="Arial" w:hAnsi="Arial" w:cs="Arial"/>
+          <w:color w:val="000000"/>
+          <w:sz w:val="18"/>
+          <w:highlight w:val="lightGray"/>
+        </w:rPr>
+        <w:t xml:space="preserve"> [Chatgpt (GPT</w:t>
+      </w:r>
+      <w:r>
+        <w:rPr>
+          <w:rFonts w:ascii="Arial" w:eastAsia="Arial" w:hAnsi="Arial" w:cs="Cambria Math"/>
+          <w:color w:val="000000"/>
+          <w:sz w:val="18"/>
+          <w:highlight w:val="lightGray"/>
         </w:rPr>
         <w:t>‑</w:t>
       </w:r>
       <w:r>
         <w:rPr>
-          <w:b/>
-          <w:sz w:val="14"/>
-          <w:szCs w:val="14"/>
-          <w:shd w:val="clear" w:color="auto" w:fill="B7B7B7"/>
-        </w:rPr>
-        <w:t>5 Mini) at [8/19/2025]</w:t>
+          <w:rFonts w:ascii="Arial" w:eastAsia="Arial" w:hAnsi="Arial" w:cs="Arial"/>
+          <w:color w:val="000000"/>
+          <w:sz w:val="18"/>
+          <w:highlight w:val="lightGray"/>
+        </w:rPr>
+        <w:t xml:space="preserve">5 Mini)] </w:t>
+      </w:r>
+      <w:r>
+        <w:rPr>
+          <w:rFonts w:ascii="Arial" w:eastAsia="Arial" w:hAnsi="Arial" w:cs="Arial"/>
+          <w:b/>
+          <w:color w:val="000000"/>
+          <w:sz w:val="18"/>
+          <w:highlight w:val="lightGray"/>
+        </w:rPr>
+        <w:t>on</w:t>
+      </w:r>
+      <w:r>
+        <w:rPr>
+          <w:rFonts w:ascii="Arial" w:eastAsia="Arial" w:hAnsi="Arial"/>
+          <w:sz w:val="18"/>
+          <w:highlight w:val="lightGray"/>
+        </w:rPr>
+        <w:t xml:space="preserve"> [8/19/2025]</w:t>
       </w:r>
     </w:p>
     <w:p>
@@ -3467,7 +3821,7 @@
           <w:ilvl w:val="0"/>
           <w:numId w:val="3"/>
         </w:numPr>
-        <w:spacing w:before="240"/>
+        <w:spacing w:before="240" w:after="0" w:line="276" w:lineRule="auto"/>
         <w:rPr>
           <w:rFonts w:ascii="Roboto Mono" w:eastAsia="Roboto Mono" w:hAnsi="Roboto Mono" w:cs="Roboto Mono"/>
         </w:rPr>
@@ -3491,6 +3845,7 @@
           <w:ilvl w:val="0"/>
           <w:numId w:val="3"/>
         </w:numPr>
+        <w:spacing w:after="0" w:line="276" w:lineRule="auto"/>
       </w:pPr>
       <w:r>
         <w:rPr>
@@ -3524,7 +3879,7 @@
           <w:ilvl w:val="0"/>
           <w:numId w:val="3"/>
         </w:numPr>
-        <w:spacing w:after="240"/>
+        <w:spacing w:after="240" w:line="276" w:lineRule="auto"/>
       </w:pPr>
       <w:r>
         <w:rPr>
@@ -3554,7 +3909,7 @@
     </w:p>
     <w:p>
       <w:r>
-        <w:pict w14:anchorId="5684BD28">
+        <w:pict w14:anchorId="61FDED15">
           <v:rect id="_x0000_i1036" style="width:0;height:1.5pt" o:hralign="center" o:hrstd="t" o:hr="t" fillcolor="#a0a0a0" stroked="f"/>
         </w:pict>
       </w:r>
@@ -3569,7 +3924,6 @@
       <w:bookmarkStart w:id="13" w:name="_jgcbevcjavfj" w:colFirst="0" w:colLast="0"/>
       <w:bookmarkEnd w:id="13"/>
       <w:r>
-        <w:lastRenderedPageBreak/>
         <w:t>🔹 Relation to Testing &amp; Defect Management</w:t>
       </w:r>
     </w:p>
@@ -3579,51 +3933,77 @@
       </w:pPr>
       <w:r>
         <w:rPr>
-          <w:b/>
-          <w:shd w:val="clear" w:color="auto" w:fill="B7B7B7"/>
-        </w:rPr>
-        <w:t># Source</w:t>
-      </w:r>
-      <w:r>
-        <w:rPr>
-          <w:shd w:val="clear" w:color="auto" w:fill="B7B7B7"/>
-        </w:rPr>
-        <w:t xml:space="preserve">: </w:t>
-      </w:r>
-      <w:r>
-        <w:rPr>
-          <w:b/>
-          <w:shd w:val="clear" w:color="auto" w:fill="B7B7B7"/>
-        </w:rPr>
-        <w:t xml:space="preserve">Chatgpt </w:t>
-      </w:r>
-      <w:r>
-        <w:rPr>
-          <w:b/>
-          <w:sz w:val="14"/>
-          <w:szCs w:val="14"/>
-          <w:shd w:val="clear" w:color="auto" w:fill="B7B7B7"/>
-        </w:rPr>
-        <w:t>(GPT</w:t>
-      </w:r>
-      <w:r>
-        <w:rPr>
-          <w:rFonts w:ascii="Cambria Math" w:hAnsi="Cambria Math" w:cs="Cambria Math"/>
-          <w:b/>
-          <w:sz w:val="14"/>
-          <w:szCs w:val="14"/>
-          <w:shd w:val="clear" w:color="auto" w:fill="B7B7B7"/>
+          <w:rFonts w:ascii="Arial" w:eastAsia="Arial" w:hAnsi="Arial" w:cs="Arial"/>
+          <w:b/>
+          <w:color w:val="000000"/>
+          <w:sz w:val="18"/>
+          <w:highlight w:val="lightGray"/>
+        </w:rPr>
+        <w:t># Source: AI Source: Provided by: [Data Path</w:t>
+      </w:r>
+      <w:r>
+        <w:rPr>
+          <w:rFonts w:ascii="Arial" w:eastAsia="Arial" w:hAnsi="Arial" w:cs="Arial"/>
+          <w:color w:val="000000"/>
+          <w:sz w:val="18"/>
+          <w:highlight w:val="lightGray"/>
+        </w:rPr>
+        <w:t xml:space="preserve">: Persons Table -&gt; ID Column: 1, Name_En Column: Motasem Essam] -&gt; </w:t>
+      </w:r>
+      <w:r>
+        <w:rPr>
+          <w:rFonts w:ascii="Arial" w:eastAsia="Arial" w:hAnsi="Arial" w:cs="Arial"/>
+          <w:b/>
+          <w:color w:val="000000"/>
+          <w:sz w:val="18"/>
+          <w:highlight w:val="lightGray"/>
+        </w:rPr>
+        <w:t>From:</w:t>
+      </w:r>
+      <w:r>
+        <w:rPr>
+          <w:rFonts w:ascii="Arial" w:eastAsia="Arial" w:hAnsi="Arial" w:cs="Arial"/>
+          <w:color w:val="000000"/>
+          <w:sz w:val="18"/>
+          <w:highlight w:val="lightGray"/>
+        </w:rPr>
+        <w:t xml:space="preserve"> [Chatgpt (GPT</w:t>
+      </w:r>
+      <w:r>
+        <w:rPr>
+          <w:rFonts w:ascii="Arial" w:eastAsia="Arial" w:hAnsi="Arial" w:cs="Cambria Math"/>
+          <w:color w:val="000000"/>
+          <w:sz w:val="18"/>
+          <w:highlight w:val="lightGray"/>
         </w:rPr>
         <w:t>‑</w:t>
       </w:r>
       <w:r>
         <w:rPr>
-          <w:b/>
-          <w:sz w:val="14"/>
-          <w:szCs w:val="14"/>
-          <w:shd w:val="clear" w:color="auto" w:fill="B7B7B7"/>
-        </w:rPr>
-        <w:t>5 Mini) at [8/19/2025]</w:t>
+          <w:rFonts w:ascii="Arial" w:eastAsia="Arial" w:hAnsi="Arial" w:cs="Arial"/>
+          <w:color w:val="000000"/>
+          <w:sz w:val="18"/>
+          <w:highlight w:val="lightGray"/>
+        </w:rPr>
+        <w:t xml:space="preserve">5 Mini)] </w:t>
+      </w:r>
+      <w:r>
+        <w:rPr>
+          <w:rFonts w:ascii="Arial" w:eastAsia="Arial" w:hAnsi="Arial" w:cs="Arial"/>
+          <w:b/>
+          <w:color w:val="000000"/>
+          <w:sz w:val="18"/>
+          <w:highlight w:val="lightGray"/>
+        </w:rPr>
+        <w:t>on</w:t>
+      </w:r>
+      <w:r>
+        <w:rPr>
+          <w:rFonts w:ascii="Arial" w:eastAsia="Arial" w:hAnsi="Arial"/>
+          <w:sz w:val="18"/>
+          <w:highlight w:val="lightGray"/>
+        </w:rPr>
+        <w:t xml:space="preserve"> [8/19/2025]</w:t>
       </w:r>
     </w:p>
     <w:p>
@@ -3632,7 +4012,7 @@
           <w:ilvl w:val="0"/>
           <w:numId w:val="1"/>
         </w:numPr>
-        <w:spacing w:before="240"/>
+        <w:spacing w:before="240" w:after="0" w:line="276" w:lineRule="auto"/>
       </w:pPr>
       <w:r>
         <w:rPr>
@@ -3666,6 +4046,7 @@
           <w:ilvl w:val="0"/>
           <w:numId w:val="1"/>
         </w:numPr>
+        <w:spacing w:after="0" w:line="276" w:lineRule="auto"/>
       </w:pPr>
       <w:r>
         <w:rPr>
@@ -3699,7 +4080,7 @@
           <w:ilvl w:val="0"/>
           <w:numId w:val="1"/>
         </w:numPr>
-        <w:spacing w:after="240"/>
+        <w:spacing w:after="240" w:line="276" w:lineRule="auto"/>
       </w:pPr>
       <w:r>
         <w:rPr>
@@ -3729,7 +4110,7 @@
     </w:p>
     <w:p>
       <w:r>
-        <w:pict w14:anchorId="3D599993">
+        <w:pict w14:anchorId="657D3889">
           <v:rect id="_x0000_i1037" style="width:0;height:1.5pt" o:hralign="center" o:hrstd="t" o:hr="t" fillcolor="#a0a0a0" stroked="f"/>
         </w:pict>
       </w:r>
@@ -3789,19 +4170,20 @@
     </w:p>
     <w:p>
       <w:r>
-        <w:pict w14:anchorId="3165616A">
+        <w:pict w14:anchorId="0FEECDEB">
           <v:rect id="_x0000_i1038" style="width:0;height:1.5pt" o:hralign="center" o:hrstd="t" o:hr="t" fillcolor="#a0a0a0" stroked="f"/>
         </w:pict>
       </w:r>
     </w:p>
+    <w:p/>
     <w:p/>
     <w:p/>
     <w:p/>
     <w:sectPr>
       <w:pgSz w:w="12240" w:h="15840"/>
       <w:pgMar w:top="1440" w:right="1440" w:bottom="1440" w:left="1440" w:header="720" w:footer="720" w:gutter="0"/>
-      <w:pgNumType w:start="1"/>
       <w:cols w:space="720"/>
+      <w:docGrid w:linePitch="360"/>
     </w:sectPr>
   </w:body>
 </w:document>
@@ -5836,18 +6218,6 @@
   <w:style w:type="paragraph" w:default="1" w:styleId="Normal">
     <w:name w:val="Normal"/>
     <w:qFormat/>
-    <w:rsid w:val="00395360"/>
-    <w:pPr>
-      <w:spacing w:after="0" w:line="276" w:lineRule="auto"/>
-    </w:pPr>
-    <w:rPr>
-      <w:rFonts w:ascii="Arial" w:eastAsia="Arial" w:hAnsi="Arial" w:cs="Arial"/>
-      <w:kern w:val="0"/>
-      <w:sz w:val="22"/>
-      <w:szCs w:val="22"/>
-      <w:lang w:val="en"/>
-      <w14:ligatures w14:val="none"/>
-    </w:rPr>
   </w:style>
   <w:style w:type="paragraph" w:styleId="Heading1">
     <w:name w:val="heading 1"/>
@@ -5856,7 +6226,7 @@
     <w:link w:val="Heading1Char"/>
     <w:uiPriority w:val="9"/>
     <w:qFormat/>
-    <w:rsid w:val="00ED4E66"/>
+    <w:rsid w:val="00077E1F"/>
     <w:pPr>
       <w:keepNext/>
       <w:keepLines/>
@@ -5878,7 +6248,7 @@
     <w:uiPriority w:val="9"/>
     <w:unhideWhenUsed/>
     <w:qFormat/>
-    <w:rsid w:val="00ED4E66"/>
+    <w:rsid w:val="00077E1F"/>
     <w:pPr>
       <w:keepNext/>
       <w:keepLines/>
@@ -5900,7 +6270,7 @@
     <w:uiPriority w:val="9"/>
     <w:unhideWhenUsed/>
     <w:qFormat/>
-    <w:rsid w:val="00ED4E66"/>
+    <w:rsid w:val="00077E1F"/>
     <w:pPr>
       <w:keepNext/>
       <w:keepLines/>
@@ -5923,7 +6293,7 @@
     <w:semiHidden/>
     <w:unhideWhenUsed/>
     <w:qFormat/>
-    <w:rsid w:val="00ED4E66"/>
+    <w:rsid w:val="00077E1F"/>
     <w:pPr>
       <w:keepNext/>
       <w:keepLines/>
@@ -5946,7 +6316,7 @@
     <w:semiHidden/>
     <w:unhideWhenUsed/>
     <w:qFormat/>
-    <w:rsid w:val="00ED4E66"/>
+    <w:rsid w:val="00077E1F"/>
     <w:pPr>
       <w:keepNext/>
       <w:keepLines/>
@@ -5967,11 +6337,11 @@
     <w:semiHidden/>
     <w:unhideWhenUsed/>
     <w:qFormat/>
-    <w:rsid w:val="00ED4E66"/>
+    <w:rsid w:val="00077E1F"/>
     <w:pPr>
       <w:keepNext/>
       <w:keepLines/>
-      <w:spacing w:before="40"/>
+      <w:spacing w:before="40" w:after="0"/>
       <w:outlineLvl w:val="5"/>
     </w:pPr>
     <w:rPr>
@@ -5990,11 +6360,11 @@
     <w:semiHidden/>
     <w:unhideWhenUsed/>
     <w:qFormat/>
-    <w:rsid w:val="00ED4E66"/>
+    <w:rsid w:val="00077E1F"/>
     <w:pPr>
       <w:keepNext/>
       <w:keepLines/>
-      <w:spacing w:before="40"/>
+      <w:spacing w:before="40" w:after="0"/>
       <w:outlineLvl w:val="6"/>
     </w:pPr>
     <w:rPr>
@@ -6011,10 +6381,11 @@
     <w:semiHidden/>
     <w:unhideWhenUsed/>
     <w:qFormat/>
-    <w:rsid w:val="00ED4E66"/>
+    <w:rsid w:val="00077E1F"/>
     <w:pPr>
       <w:keepNext/>
       <w:keepLines/>
+      <w:spacing w:after="0"/>
       <w:outlineLvl w:val="7"/>
     </w:pPr>
     <w:rPr>
@@ -6033,10 +6404,11 @@
     <w:semiHidden/>
     <w:unhideWhenUsed/>
     <w:qFormat/>
-    <w:rsid w:val="00ED4E66"/>
+    <w:rsid w:val="00077E1F"/>
     <w:pPr>
       <w:keepNext/>
       <w:keepLines/>
+      <w:spacing w:after="0"/>
       <w:outlineLvl w:val="8"/>
     </w:pPr>
     <w:rPr>
@@ -6076,7 +6448,7 @@
     <w:basedOn w:val="DefaultParagraphFont"/>
     <w:link w:val="Heading1"/>
     <w:uiPriority w:val="9"/>
-    <w:rsid w:val="00ED4E66"/>
+    <w:rsid w:val="00077E1F"/>
     <w:rPr>
       <w:rFonts w:asciiTheme="majorHAnsi" w:eastAsiaTheme="majorEastAsia" w:hAnsiTheme="majorHAnsi" w:cstheme="majorBidi"/>
       <w:color w:val="2F5496" w:themeColor="accent1" w:themeShade="BF"/>
@@ -6089,7 +6461,7 @@
     <w:basedOn w:val="DefaultParagraphFont"/>
     <w:link w:val="Heading2"/>
     <w:uiPriority w:val="9"/>
-    <w:rsid w:val="00ED4E66"/>
+    <w:rsid w:val="00077E1F"/>
     <w:rPr>
       <w:rFonts w:asciiTheme="majorHAnsi" w:eastAsiaTheme="majorEastAsia" w:hAnsiTheme="majorHAnsi" w:cstheme="majorBidi"/>
       <w:color w:val="2F5496" w:themeColor="accent1" w:themeShade="BF"/>
@@ -6102,7 +6474,7 @@
     <w:basedOn w:val="DefaultParagraphFont"/>
     <w:link w:val="Heading3"/>
     <w:uiPriority w:val="9"/>
-    <w:rsid w:val="00ED4E66"/>
+    <w:rsid w:val="00077E1F"/>
     <w:rPr>
       <w:rFonts w:eastAsiaTheme="majorEastAsia" w:cstheme="majorBidi"/>
       <w:color w:val="2F5496" w:themeColor="accent1" w:themeShade="BF"/>
@@ -6116,7 +6488,7 @@
     <w:link w:val="Heading4"/>
     <w:uiPriority w:val="9"/>
     <w:semiHidden/>
-    <w:rsid w:val="00ED4E66"/>
+    <w:rsid w:val="00077E1F"/>
     <w:rPr>
       <w:rFonts w:eastAsiaTheme="majorEastAsia" w:cstheme="majorBidi"/>
       <w:i/>
@@ -6130,7 +6502,7 @@
     <w:link w:val="Heading5"/>
     <w:uiPriority w:val="9"/>
     <w:semiHidden/>
-    <w:rsid w:val="00ED4E66"/>
+    <w:rsid w:val="00077E1F"/>
     <w:rPr>
       <w:rFonts w:eastAsiaTheme="majorEastAsia" w:cstheme="majorBidi"/>
       <w:color w:val="2F5496" w:themeColor="accent1" w:themeShade="BF"/>
@@ -6142,7 +6514,7 @@
     <w:link w:val="Heading6"/>
     <w:uiPriority w:val="9"/>
     <w:semiHidden/>
-    <w:rsid w:val="00ED4E66"/>
+    <w:rsid w:val="00077E1F"/>
     <w:rPr>
       <w:rFonts w:eastAsiaTheme="majorEastAsia" w:cstheme="majorBidi"/>
       <w:i/>
@@ -6156,7 +6528,7 @@
     <w:link w:val="Heading7"/>
     <w:uiPriority w:val="9"/>
     <w:semiHidden/>
-    <w:rsid w:val="00ED4E66"/>
+    <w:rsid w:val="00077E1F"/>
     <w:rPr>
       <w:rFonts w:eastAsiaTheme="majorEastAsia" w:cstheme="majorBidi"/>
       <w:color w:val="595959" w:themeColor="text1" w:themeTint="A6"/>
@@ -6168,7 +6540,7 @@
     <w:link w:val="Heading8"/>
     <w:uiPriority w:val="9"/>
     <w:semiHidden/>
-    <w:rsid w:val="00ED4E66"/>
+    <w:rsid w:val="00077E1F"/>
     <w:rPr>
       <w:rFonts w:eastAsiaTheme="majorEastAsia" w:cstheme="majorBidi"/>
       <w:i/>
@@ -6182,7 +6554,7 @@
     <w:link w:val="Heading9"/>
     <w:uiPriority w:val="9"/>
     <w:semiHidden/>
-    <w:rsid w:val="00ED4E66"/>
+    <w:rsid w:val="00077E1F"/>
     <w:rPr>
       <w:rFonts w:eastAsiaTheme="majorEastAsia" w:cstheme="majorBidi"/>
       <w:color w:val="272727" w:themeColor="text1" w:themeTint="D8"/>
@@ -6195,7 +6567,7 @@
     <w:link w:val="TitleChar"/>
     <w:uiPriority w:val="10"/>
     <w:qFormat/>
-    <w:rsid w:val="00ED4E66"/>
+    <w:rsid w:val="00077E1F"/>
     <w:pPr>
       <w:spacing w:after="80" w:line="240" w:lineRule="auto"/>
       <w:contextualSpacing/>
@@ -6213,7 +6585,7 @@
     <w:basedOn w:val="DefaultParagraphFont"/>
     <w:link w:val="Title"/>
     <w:uiPriority w:val="10"/>
-    <w:rsid w:val="00ED4E66"/>
+    <w:rsid w:val="00077E1F"/>
     <w:rPr>
       <w:rFonts w:asciiTheme="majorHAnsi" w:eastAsiaTheme="majorEastAsia" w:hAnsiTheme="majorHAnsi" w:cstheme="majorBidi"/>
       <w:spacing w:val="-10"/>
@@ -6229,7 +6601,7 @@
     <w:link w:val="SubtitleChar"/>
     <w:uiPriority w:val="11"/>
     <w:qFormat/>
-    <w:rsid w:val="00ED4E66"/>
+    <w:rsid w:val="00077E1F"/>
     <w:pPr>
       <w:numPr>
         <w:ilvl w:val="1"/>
@@ -6248,7 +6620,7 @@
     <w:basedOn w:val="DefaultParagraphFont"/>
     <w:link w:val="Subtitle"/>
     <w:uiPriority w:val="11"/>
-    <w:rsid w:val="00ED4E66"/>
+    <w:rsid w:val="00077E1F"/>
     <w:rPr>
       <w:rFonts w:eastAsiaTheme="majorEastAsia" w:cstheme="majorBidi"/>
       <w:color w:val="595959" w:themeColor="text1" w:themeTint="A6"/>
@@ -6264,7 +6636,7 @@
     <w:link w:val="QuoteChar"/>
     <w:uiPriority w:val="29"/>
     <w:qFormat/>
-    <w:rsid w:val="00ED4E66"/>
+    <w:rsid w:val="00077E1F"/>
     <w:pPr>
       <w:spacing w:before="160"/>
       <w:jc w:val="center"/>
@@ -6280,7 +6652,7 @@
     <w:basedOn w:val="DefaultParagraphFont"/>
     <w:link w:val="Quote"/>
     <w:uiPriority w:val="29"/>
-    <w:rsid w:val="00ED4E66"/>
+    <w:rsid w:val="00077E1F"/>
     <w:rPr>
       <w:i/>
       <w:iCs/>
@@ -6292,7 +6664,7 @@
     <w:basedOn w:val="Normal"/>
     <w:uiPriority w:val="34"/>
     <w:qFormat/>
-    <w:rsid w:val="00ED4E66"/>
+    <w:rsid w:val="00077E1F"/>
     <w:pPr>
       <w:ind w:left="720"/>
       <w:contextualSpacing/>
@@ -6303,7 +6675,7 @@
     <w:basedOn w:val="DefaultParagraphFont"/>
     <w:uiPriority w:val="21"/>
     <w:qFormat/>
-    <w:rsid w:val="00ED4E66"/>
+    <w:rsid w:val="00077E1F"/>
     <w:rPr>
       <w:i/>
       <w:iCs/>
@@ -6317,7 +6689,7 @@
     <w:link w:val="IntenseQuoteChar"/>
     <w:uiPriority w:val="30"/>
     <w:qFormat/>
-    <w:rsid w:val="00ED4E66"/>
+    <w:rsid w:val="00077E1F"/>
     <w:pPr>
       <w:pBdr>
         <w:top w:val="single" w:sz="4" w:space="10" w:color="2F5496" w:themeColor="accent1" w:themeShade="BF"/>
@@ -6338,7 +6710,7 @@
     <w:basedOn w:val="DefaultParagraphFont"/>
     <w:link w:val="IntenseQuote"/>
     <w:uiPriority w:val="30"/>
-    <w:rsid w:val="00ED4E66"/>
+    <w:rsid w:val="00077E1F"/>
     <w:rPr>
       <w:i/>
       <w:iCs/>
@@ -6350,7 +6722,7 @@
     <w:basedOn w:val="DefaultParagraphFont"/>
     <w:uiPriority w:val="32"/>
     <w:qFormat/>
-    <w:rsid w:val="00ED4E66"/>
+    <w:rsid w:val="00077E1F"/>
     <w:rPr>
       <w:b/>
       <w:bCs/>
